--- a/docs/auto-qra/CLIENT-Auto-QRA-Solution-Overview.docx
+++ b/docs/auto-qra/CLIENT-Auto-QRA-Solution-Overview.docx
@@ -643,37 +643,7 @@
         <w:pStyle w:val="Title"/>
       </w:pPr>
       <w:r>
-        <w:t xml:space="preserve">Auto</w:t>
-      </w:r>
-      <w:r>
-        <w:t xml:space="preserve"> </w:t>
-      </w:r>
-      <w:r>
-        <w:t xml:space="preserve">Quality</w:t>
-      </w:r>
-      <w:r>
-        <w:t xml:space="preserve"> </w:t>
-      </w:r>
-      <w:r>
-        <w:t xml:space="preserve">Review</w:t>
-      </w:r>
-      <w:r>
-        <w:t xml:space="preserve"> </w:t>
-      </w:r>
-      <w:r>
-        <w:t xml:space="preserve">Automation</w:t>
-      </w:r>
-      <w:r>
-        <w:t xml:space="preserve"> </w:t>
-      </w:r>
-      <w:r>
-        <w:t xml:space="preserve">(Auto</w:t>
-      </w:r>
-      <w:r>
-        <w:t xml:space="preserve"> </w:t>
-      </w:r>
-      <w:r>
-        <w:t xml:space="preserve">QRA)</w:t>
+        <w:t xml:space="preserve">Auto Quality Review Automation (Auto QRA)</w:t>
       </w:r>
     </w:p>
     <w:p>
@@ -681,55 +651,7 @@
         <w:pStyle w:val="Subtitle"/>
       </w:pPr>
       <w:r>
-        <w:t xml:space="preserve">Client</w:t>
-      </w:r>
-      <w:r>
-        <w:t xml:space="preserve"> </w:t>
-      </w:r>
-      <w:r>
-        <w:t xml:space="preserve">Solution</w:t>
-      </w:r>
-      <w:r>
-        <w:t xml:space="preserve"> </w:t>
-      </w:r>
-      <w:r>
-        <w:t xml:space="preserve">Overview</w:t>
-      </w:r>
-      <w:r>
-        <w:t xml:space="preserve"> </w:t>
-      </w:r>
-      <w:r>
-        <w:t xml:space="preserve">—</w:t>
-      </w:r>
-      <w:r>
-        <w:t xml:space="preserve"> </w:t>
-      </w:r>
-      <w:r>
-        <w:t xml:space="preserve">Azure</w:t>
-      </w:r>
-      <w:r>
-        <w:t xml:space="preserve"> </w:t>
-      </w:r>
-      <w:r>
-        <w:t xml:space="preserve">AKS</w:t>
-      </w:r>
-      <w:r>
-        <w:t xml:space="preserve"> </w:t>
-      </w:r>
-      <w:r>
-        <w:t xml:space="preserve">·</w:t>
-      </w:r>
-      <w:r>
-        <w:t xml:space="preserve"> </w:t>
-      </w:r>
-      <w:r>
-        <w:t xml:space="preserve">NVIDIA</w:t>
-      </w:r>
-      <w:r>
-        <w:t xml:space="preserve"> </w:t>
-      </w:r>
-      <w:r>
-        <w:t xml:space="preserve">A100</w:t>
+        <w:t xml:space="preserve">Client Solution Overview — Azure AKS · NVIDIA A100</w:t>
       </w:r>
     </w:p>
     <w:p>
@@ -737,55 +659,7 @@
         <w:pStyle w:val="Author"/>
       </w:pPr>
       <w:r>
-        <w:t xml:space="preserve">Product</w:t>
-      </w:r>
-      <w:r>
-        <w:t xml:space="preserve"> </w:t>
-      </w:r>
-      <w:r>
-        <w:t xml:space="preserve">Management</w:t>
-      </w:r>
-      <w:r>
-        <w:t xml:space="preserve"> </w:t>
-      </w:r>
-      <w:r>
-        <w:t xml:space="preserve">·</w:t>
-      </w:r>
-      <w:r>
-        <w:t xml:space="preserve"> </w:t>
-      </w:r>
-      <w:r>
-        <w:t xml:space="preserve">Enterprise</w:t>
-      </w:r>
-      <w:r>
-        <w:t xml:space="preserve"> </w:t>
-      </w:r>
-      <w:r>
-        <w:t xml:space="preserve">Architecture</w:t>
-      </w:r>
-      <w:r>
-        <w:t xml:space="preserve"> </w:t>
-      </w:r>
-      <w:r>
-        <w:t xml:space="preserve">·</w:t>
-      </w:r>
-      <w:r>
-        <w:t xml:space="preserve"> </w:t>
-      </w:r>
-      <w:r>
-        <w:t xml:space="preserve">AI</w:t>
-      </w:r>
-      <w:r>
-        <w:t xml:space="preserve"> </w:t>
-      </w:r>
-      <w:r>
-        <w:t xml:space="preserve">Solution</w:t>
-      </w:r>
-      <w:r>
-        <w:t xml:space="preserve"> </w:t>
-      </w:r>
-      <w:r>
-        <w:t xml:space="preserve">Architecture</w:t>
+        <w:t xml:space="preserve">Product Management · Enterprise Architecture · AI Solution Architecture</w:t>
       </w:r>
     </w:p>
     <w:p>
@@ -793,31 +667,7 @@
         <w:pStyle w:val="Date"/>
       </w:pPr>
       <w:r>
-        <w:t xml:space="preserve">July</w:t>
-      </w:r>
-      <w:r>
-        <w:t xml:space="preserve"> </w:t>
-      </w:r>
-      <w:r>
-        <w:t xml:space="preserve">2026</w:t>
-      </w:r>
-      <w:r>
-        <w:t xml:space="preserve"> </w:t>
-      </w:r>
-      <w:r>
-        <w:t xml:space="preserve">·</w:t>
-      </w:r>
-      <w:r>
-        <w:t xml:space="preserve"> </w:t>
-      </w:r>
-      <w:r>
-        <w:t xml:space="preserve">Version</w:t>
-      </w:r>
-      <w:r>
-        <w:t xml:space="preserve"> </w:t>
-      </w:r>
-      <w:r>
-        <w:t xml:space="preserve">1.0</w:t>
+        <w:t xml:space="preserve">July 2026 · Version 1.0</w:t>
       </w:r>
     </w:p>
     <w:sdt>
@@ -886,6 +736,7 @@
         <w:tblStyle w:val="Table"/>
         <w:tblW w:type="pct" w:w="5000"/>
         <w:jc w:val="center"/>
+        <w:tblLayout w:type="fixed"/>
         <w:tblLook w:firstRow="1" w:lastRow="0" w:firstColumn="0" w:lastColumn="0" w:noHBand="0" w:noVBand="0" w:val="0020"/>
       </w:tblPr>
       <w:tblGrid>
@@ -894,7 +745,7 @@
       </w:tblGrid>
       <w:tr>
         <w:trPr>
-          <w:tblHeader w:val="true"/>
+          <w:tblHeader w:val="on"/>
         </w:trPr>
         <w:tc>
           <w:tcPr>
@@ -909,7 +760,6 @@
           <w:p>
             <w:pPr>
               <w:pStyle w:val="Compact"/>
-              <w:jc w:val="left"/>
             </w:pPr>
             <w:r>
               <w:rPr>
@@ -935,7 +785,6 @@
           <w:p>
             <w:pPr>
               <w:pStyle w:val="Compact"/>
-              <w:jc w:val="left"/>
             </w:pPr>
             <w:r>
               <w:rPr>
@@ -962,7 +811,6 @@
           <w:p>
             <w:pPr>
               <w:pStyle w:val="Compact"/>
-              <w:jc w:val="left"/>
             </w:pPr>
             <w:r>
               <w:rPr>
@@ -985,7 +833,6 @@
           <w:p>
             <w:pPr>
               <w:pStyle w:val="Compact"/>
-              <w:jc w:val="left"/>
             </w:pPr>
             <w:r>
               <w:rPr>
@@ -1011,7 +858,6 @@
           <w:p>
             <w:pPr>
               <w:pStyle w:val="Compact"/>
-              <w:jc w:val="left"/>
             </w:pPr>
             <w:r>
               <w:rPr>
@@ -1035,7 +881,6 @@
           <w:p>
             <w:pPr>
               <w:pStyle w:val="Compact"/>
-              <w:jc w:val="left"/>
             </w:pPr>
             <w:r>
               <w:rPr>
@@ -1060,7 +905,6 @@
           <w:p>
             <w:pPr>
               <w:pStyle w:val="Compact"/>
-              <w:jc w:val="left"/>
             </w:pPr>
             <w:r>
               <w:rPr>
@@ -1083,7 +927,6 @@
           <w:p>
             <w:pPr>
               <w:pStyle w:val="Compact"/>
-              <w:jc w:val="left"/>
             </w:pPr>
             <w:r>
               <w:rPr>
@@ -1109,7 +952,6 @@
           <w:p>
             <w:pPr>
               <w:pStyle w:val="Compact"/>
-              <w:jc w:val="left"/>
             </w:pPr>
             <w:r>
               <w:rPr>
@@ -1133,7 +975,6 @@
           <w:p>
             <w:pPr>
               <w:pStyle w:val="Compact"/>
-              <w:jc w:val="left"/>
             </w:pPr>
             <w:r>
               <w:rPr>
@@ -1158,7 +999,6 @@
           <w:p>
             <w:pPr>
               <w:pStyle w:val="Compact"/>
-              <w:jc w:val="left"/>
             </w:pPr>
             <w:r>
               <w:rPr>
@@ -1181,7 +1021,6 @@
           <w:p>
             <w:pPr>
               <w:pStyle w:val="Compact"/>
-              <w:jc w:val="left"/>
             </w:pPr>
             <w:r>
               <w:rPr>
@@ -1207,7 +1046,6 @@
           <w:p>
             <w:pPr>
               <w:pStyle w:val="Compact"/>
-              <w:jc w:val="left"/>
             </w:pPr>
             <w:r>
               <w:rPr>
@@ -1231,7 +1069,6 @@
           <w:p>
             <w:pPr>
               <w:pStyle w:val="Compact"/>
-              <w:jc w:val="left"/>
             </w:pPr>
             <w:r>
               <w:rPr>
@@ -1256,7 +1093,6 @@
           <w:p>
             <w:pPr>
               <w:pStyle w:val="Compact"/>
-              <w:jc w:val="left"/>
             </w:pPr>
             <w:r>
               <w:rPr>
@@ -1279,7 +1115,6 @@
           <w:p>
             <w:pPr>
               <w:pStyle w:val="Compact"/>
-              <w:jc w:val="left"/>
             </w:pPr>
             <w:r>
               <w:rPr>
@@ -1305,7 +1140,6 @@
           <w:p>
             <w:pPr>
               <w:pStyle w:val="Compact"/>
-              <w:jc w:val="left"/>
             </w:pPr>
             <w:r>
               <w:rPr>
@@ -1329,7 +1163,6 @@
           <w:p>
             <w:pPr>
               <w:pStyle w:val="Compact"/>
-              <w:jc w:val="left"/>
             </w:pPr>
             <w:r>
               <w:rPr>
@@ -1354,7 +1187,6 @@
           <w:p>
             <w:pPr>
               <w:pStyle w:val="Compact"/>
-              <w:jc w:val="left"/>
             </w:pPr>
             <w:r>
               <w:rPr>
@@ -1377,7 +1209,6 @@
           <w:p>
             <w:pPr>
               <w:pStyle w:val="Compact"/>
-              <w:jc w:val="left"/>
             </w:pPr>
             <w:r>
               <w:rPr>
@@ -1403,7 +1234,6 @@
           <w:p>
             <w:pPr>
               <w:pStyle w:val="Compact"/>
-              <w:jc w:val="left"/>
             </w:pPr>
             <w:r>
               <w:rPr>
@@ -1427,7 +1257,6 @@
           <w:p>
             <w:pPr>
               <w:pStyle w:val="Compact"/>
-              <w:jc w:val="left"/>
             </w:pPr>
             <w:r>
               <w:rPr>
@@ -1452,7 +1281,6 @@
           <w:p>
             <w:pPr>
               <w:pStyle w:val="Compact"/>
-              <w:jc w:val="left"/>
             </w:pPr>
             <w:r>
               <w:rPr>
@@ -1475,7 +1303,6 @@
           <w:p>
             <w:pPr>
               <w:pStyle w:val="Compact"/>
-              <w:jc w:val="left"/>
             </w:pPr>
             <w:r>
               <w:rPr>
@@ -1501,7 +1328,6 @@
           <w:p>
             <w:pPr>
               <w:pStyle w:val="Compact"/>
-              <w:jc w:val="left"/>
             </w:pPr>
             <w:r>
               <w:rPr>
@@ -1525,7 +1351,6 @@
           <w:p>
             <w:pPr>
               <w:pStyle w:val="Compact"/>
-              <w:jc w:val="left"/>
             </w:pPr>
             <w:r>
               <w:rPr>
@@ -1665,6 +1490,7 @@
         <w:tblStyle w:val="Table"/>
         <w:tblW w:type="pct" w:w="5000"/>
         <w:jc w:val="center"/>
+        <w:tblLayout w:type="fixed"/>
         <w:tblLook w:firstRow="1" w:lastRow="0" w:firstColumn="0" w:lastColumn="0" w:noHBand="0" w:noVBand="0" w:val="0020"/>
       </w:tblPr>
       <w:tblGrid>
@@ -1674,7 +1500,7 @@
       </w:tblGrid>
       <w:tr>
         <w:trPr>
-          <w:tblHeader w:val="true"/>
+          <w:tblHeader w:val="on"/>
         </w:trPr>
         <w:tc>
           <w:tcPr>
@@ -1689,7 +1515,6 @@
           <w:p>
             <w:pPr>
               <w:pStyle w:val="Compact"/>
-              <w:jc w:val="left"/>
             </w:pPr>
             <w:r>
               <w:rPr>
@@ -1715,7 +1540,6 @@
           <w:p>
             <w:pPr>
               <w:pStyle w:val="Compact"/>
-              <w:jc w:val="left"/>
             </w:pPr>
             <w:r>
               <w:rPr>
@@ -1741,7 +1565,6 @@
           <w:p>
             <w:pPr>
               <w:pStyle w:val="Compact"/>
-              <w:jc w:val="left"/>
             </w:pPr>
             <w:r>
               <w:rPr>
@@ -1768,7 +1591,6 @@
           <w:p>
             <w:pPr>
               <w:pStyle w:val="Compact"/>
-              <w:jc w:val="left"/>
             </w:pPr>
             <w:r>
               <w:rPr>
@@ -1791,7 +1613,6 @@
           <w:p>
             <w:pPr>
               <w:pStyle w:val="Compact"/>
-              <w:jc w:val="left"/>
             </w:pPr>
             <w:r>
               <w:rPr>
@@ -1814,7 +1635,6 @@
           <w:p>
             <w:pPr>
               <w:pStyle w:val="Compact"/>
-              <w:jc w:val="left"/>
             </w:pPr>
             <w:r>
               <w:rPr>
@@ -1840,7 +1660,6 @@
           <w:p>
             <w:pPr>
               <w:pStyle w:val="Compact"/>
-              <w:jc w:val="left"/>
             </w:pPr>
             <w:r>
               <w:rPr>
@@ -1864,7 +1683,6 @@
           <w:p>
             <w:pPr>
               <w:pStyle w:val="Compact"/>
-              <w:jc w:val="left"/>
             </w:pPr>
             <w:r>
               <w:rPr>
@@ -1888,7 +1706,6 @@
           <w:p>
             <w:pPr>
               <w:pStyle w:val="Compact"/>
-              <w:jc w:val="left"/>
             </w:pPr>
             <w:r>
               <w:rPr>
@@ -1913,7 +1730,6 @@
           <w:p>
             <w:pPr>
               <w:pStyle w:val="Compact"/>
-              <w:jc w:val="left"/>
             </w:pPr>
             <w:r>
               <w:rPr>
@@ -1936,7 +1752,6 @@
           <w:p>
             <w:pPr>
               <w:pStyle w:val="Compact"/>
-              <w:jc w:val="left"/>
             </w:pPr>
             <w:r>
               <w:rPr>
@@ -1959,7 +1774,6 @@
           <w:p>
             <w:pPr>
               <w:pStyle w:val="Compact"/>
-              <w:jc w:val="left"/>
             </w:pPr>
             <w:r>
               <w:rPr>
@@ -1985,7 +1799,6 @@
           <w:p>
             <w:pPr>
               <w:pStyle w:val="Compact"/>
-              <w:jc w:val="left"/>
             </w:pPr>
             <w:r>
               <w:rPr>
@@ -2009,7 +1822,6 @@
           <w:p>
             <w:pPr>
               <w:pStyle w:val="Compact"/>
-              <w:jc w:val="left"/>
             </w:pPr>
             <w:r>
               <w:rPr>
@@ -2033,7 +1845,6 @@
           <w:p>
             <w:pPr>
               <w:pStyle w:val="Compact"/>
-              <w:jc w:val="left"/>
             </w:pPr>
             <w:r>
               <w:rPr>
@@ -2058,7 +1869,6 @@
           <w:p>
             <w:pPr>
               <w:pStyle w:val="Compact"/>
-              <w:jc w:val="left"/>
             </w:pPr>
             <w:r>
               <w:rPr>
@@ -2081,7 +1891,6 @@
           <w:p>
             <w:pPr>
               <w:pStyle w:val="Compact"/>
-              <w:jc w:val="left"/>
             </w:pPr>
             <w:r>
               <w:rPr>
@@ -2104,7 +1913,6 @@
           <w:p>
             <w:pPr>
               <w:pStyle w:val="Compact"/>
-              <w:jc w:val="left"/>
             </w:pPr>
             <w:r>
               <w:rPr>
@@ -2130,7 +1938,6 @@
           <w:p>
             <w:pPr>
               <w:pStyle w:val="Compact"/>
-              <w:jc w:val="left"/>
             </w:pPr>
             <w:r>
               <w:rPr>
@@ -2154,7 +1961,6 @@
           <w:p>
             <w:pPr>
               <w:pStyle w:val="Compact"/>
-              <w:jc w:val="left"/>
             </w:pPr>
             <w:r>
               <w:rPr>
@@ -2178,7 +1984,6 @@
           <w:p>
             <w:pPr>
               <w:pStyle w:val="Compact"/>
-              <w:jc w:val="left"/>
             </w:pPr>
             <w:r>
               <w:rPr>
@@ -2275,6 +2080,7 @@
         <w:tblStyle w:val="Table"/>
         <w:tblW w:type="pct" w:w="5000"/>
         <w:jc w:val="center"/>
+        <w:tblLayout w:type="fixed"/>
         <w:tblLook w:firstRow="1" w:lastRow="0" w:firstColumn="0" w:lastColumn="0" w:noHBand="0" w:noVBand="0" w:val="0020"/>
       </w:tblPr>
       <w:tblGrid>
@@ -2284,7 +2090,7 @@
       </w:tblGrid>
       <w:tr>
         <w:trPr>
-          <w:tblHeader w:val="true"/>
+          <w:tblHeader w:val="on"/>
         </w:trPr>
         <w:tc>
           <w:tcPr>
@@ -2299,7 +2105,6 @@
           <w:p>
             <w:pPr>
               <w:pStyle w:val="Compact"/>
-              <w:jc w:val="left"/>
             </w:pPr>
             <w:r>
               <w:rPr>
@@ -2325,7 +2130,6 @@
           <w:p>
             <w:pPr>
               <w:pStyle w:val="Compact"/>
-              <w:jc w:val="left"/>
             </w:pPr>
             <w:r>
               <w:rPr>
@@ -2351,7 +2155,6 @@
           <w:p>
             <w:pPr>
               <w:pStyle w:val="Compact"/>
-              <w:jc w:val="left"/>
             </w:pPr>
             <w:r>
               <w:rPr>
@@ -2378,7 +2181,6 @@
           <w:p>
             <w:pPr>
               <w:pStyle w:val="Compact"/>
-              <w:jc w:val="left"/>
             </w:pPr>
             <w:r>
               <w:rPr>
@@ -2401,7 +2203,6 @@
           <w:p>
             <w:pPr>
               <w:pStyle w:val="Compact"/>
-              <w:jc w:val="left"/>
             </w:pPr>
             <w:r>
               <w:rPr>
@@ -2424,7 +2225,6 @@
           <w:p>
             <w:pPr>
               <w:pStyle w:val="Compact"/>
-              <w:jc w:val="left"/>
             </w:pPr>
             <w:r>
               <w:rPr>
@@ -2450,7 +2250,6 @@
           <w:p>
             <w:pPr>
               <w:pStyle w:val="Compact"/>
-              <w:jc w:val="left"/>
             </w:pPr>
             <w:r>
               <w:rPr>
@@ -2474,7 +2273,6 @@
           <w:p>
             <w:pPr>
               <w:pStyle w:val="Compact"/>
-              <w:jc w:val="left"/>
             </w:pPr>
             <w:r>
               <w:rPr>
@@ -2498,7 +2296,6 @@
           <w:p>
             <w:pPr>
               <w:pStyle w:val="Compact"/>
-              <w:jc w:val="left"/>
             </w:pPr>
             <w:r>
               <w:rPr>
@@ -2523,7 +2320,6 @@
           <w:p>
             <w:pPr>
               <w:pStyle w:val="Compact"/>
-              <w:jc w:val="left"/>
             </w:pPr>
             <w:r>
               <w:rPr>
@@ -2546,7 +2342,6 @@
           <w:p>
             <w:pPr>
               <w:pStyle w:val="Compact"/>
-              <w:jc w:val="left"/>
             </w:pPr>
             <w:r>
               <w:rPr>
@@ -2569,7 +2364,6 @@
           <w:p>
             <w:pPr>
               <w:pStyle w:val="Compact"/>
-              <w:jc w:val="left"/>
             </w:pPr>
             <w:r>
               <w:rPr>
@@ -2595,7 +2389,6 @@
           <w:p>
             <w:pPr>
               <w:pStyle w:val="Compact"/>
-              <w:jc w:val="left"/>
             </w:pPr>
             <w:r>
               <w:rPr>
@@ -2619,7 +2412,6 @@
           <w:p>
             <w:pPr>
               <w:pStyle w:val="Compact"/>
-              <w:jc w:val="left"/>
             </w:pPr>
             <w:r>
               <w:rPr>
@@ -2643,7 +2435,6 @@
           <w:p>
             <w:pPr>
               <w:pStyle w:val="Compact"/>
-              <w:jc w:val="left"/>
             </w:pPr>
             <w:r>
               <w:rPr>
@@ -2668,7 +2459,6 @@
           <w:p>
             <w:pPr>
               <w:pStyle w:val="Compact"/>
-              <w:jc w:val="left"/>
             </w:pPr>
             <w:r>
               <w:rPr>
@@ -2691,7 +2481,6 @@
           <w:p>
             <w:pPr>
               <w:pStyle w:val="Compact"/>
-              <w:jc w:val="left"/>
             </w:pPr>
             <w:r>
               <w:rPr>
@@ -2714,7 +2503,6 @@
           <w:p>
             <w:pPr>
               <w:pStyle w:val="Compact"/>
-              <w:jc w:val="left"/>
             </w:pPr>
             <w:r>
               <w:rPr>
@@ -2740,7 +2528,6 @@
           <w:p>
             <w:pPr>
               <w:pStyle w:val="Compact"/>
-              <w:jc w:val="left"/>
             </w:pPr>
             <w:r>
               <w:rPr>
@@ -2764,7 +2551,6 @@
           <w:p>
             <w:pPr>
               <w:pStyle w:val="Compact"/>
-              <w:jc w:val="left"/>
             </w:pPr>
             <w:r>
               <w:rPr>
@@ -2788,7 +2574,6 @@
           <w:p>
             <w:pPr>
               <w:pStyle w:val="Compact"/>
-              <w:jc w:val="left"/>
             </w:pPr>
             <w:r>
               <w:rPr>
@@ -2885,6 +2670,7 @@
         <w:tblStyle w:val="Table"/>
         <w:tblW w:type="pct" w:w="5000"/>
         <w:jc w:val="center"/>
+        <w:tblLayout w:type="fixed"/>
         <w:tblLook w:firstRow="1" w:lastRow="0" w:firstColumn="0" w:lastColumn="0" w:noHBand="0" w:noVBand="0" w:val="0020"/>
       </w:tblPr>
       <w:tblGrid>
@@ -2893,7 +2679,7 @@
       </w:tblGrid>
       <w:tr>
         <w:trPr>
-          <w:tblHeader w:val="true"/>
+          <w:tblHeader w:val="on"/>
         </w:trPr>
         <w:tc>
           <w:tcPr>
@@ -2908,7 +2694,6 @@
           <w:p>
             <w:pPr>
               <w:pStyle w:val="Compact"/>
-              <w:jc w:val="left"/>
             </w:pPr>
             <w:r>
               <w:rPr>
@@ -2934,7 +2719,6 @@
           <w:p>
             <w:pPr>
               <w:pStyle w:val="Compact"/>
-              <w:jc w:val="left"/>
             </w:pPr>
             <w:r>
               <w:rPr>
@@ -2961,7 +2745,6 @@
           <w:p>
             <w:pPr>
               <w:pStyle w:val="Compact"/>
-              <w:jc w:val="left"/>
             </w:pPr>
             <w:r>
               <w:rPr>
@@ -2984,7 +2767,6 @@
           <w:p>
             <w:pPr>
               <w:pStyle w:val="Compact"/>
-              <w:jc w:val="left"/>
             </w:pPr>
             <w:r>
               <w:rPr>
@@ -3010,7 +2792,6 @@
           <w:p>
             <w:pPr>
               <w:pStyle w:val="Compact"/>
-              <w:jc w:val="left"/>
             </w:pPr>
             <w:r>
               <w:rPr>
@@ -3034,7 +2815,6 @@
           <w:p>
             <w:pPr>
               <w:pStyle w:val="Compact"/>
-              <w:jc w:val="left"/>
             </w:pPr>
             <w:r>
               <w:rPr>
@@ -3059,7 +2839,6 @@
           <w:p>
             <w:pPr>
               <w:pStyle w:val="Compact"/>
-              <w:jc w:val="left"/>
             </w:pPr>
             <w:r>
               <w:rPr>
@@ -3082,7 +2861,6 @@
           <w:p>
             <w:pPr>
               <w:pStyle w:val="Compact"/>
-              <w:jc w:val="left"/>
             </w:pPr>
             <w:r>
               <w:rPr>
@@ -3108,7 +2886,6 @@
           <w:p>
             <w:pPr>
               <w:pStyle w:val="Compact"/>
-              <w:jc w:val="left"/>
             </w:pPr>
             <w:r>
               <w:rPr>
@@ -3132,7 +2909,6 @@
           <w:p>
             <w:pPr>
               <w:pStyle w:val="Compact"/>
-              <w:jc w:val="left"/>
             </w:pPr>
             <w:r>
               <w:rPr>
@@ -3157,7 +2933,6 @@
           <w:p>
             <w:pPr>
               <w:pStyle w:val="Compact"/>
-              <w:jc w:val="left"/>
             </w:pPr>
             <w:r>
               <w:rPr>
@@ -3180,7 +2955,6 @@
           <w:p>
             <w:pPr>
               <w:pStyle w:val="Compact"/>
-              <w:jc w:val="left"/>
             </w:pPr>
             <w:r>
               <w:rPr>
@@ -3206,7 +2980,6 @@
           <w:p>
             <w:pPr>
               <w:pStyle w:val="Compact"/>
-              <w:jc w:val="left"/>
             </w:pPr>
             <w:r>
               <w:rPr>
@@ -3230,7 +3003,6 @@
           <w:p>
             <w:pPr>
               <w:pStyle w:val="Compact"/>
-              <w:jc w:val="left"/>
             </w:pPr>
             <w:r>
               <w:rPr>
@@ -3319,6 +3091,7 @@
         <w:tblStyle w:val="Table"/>
         <w:tblW w:type="pct" w:w="5000"/>
         <w:jc w:val="center"/>
+        <w:tblLayout w:type="fixed"/>
         <w:tblLook w:firstRow="1" w:lastRow="0" w:firstColumn="0" w:lastColumn="0" w:noHBand="0" w:noVBand="0" w:val="0020"/>
       </w:tblPr>
       <w:tblGrid>
@@ -3327,7 +3100,7 @@
       </w:tblGrid>
       <w:tr>
         <w:trPr>
-          <w:tblHeader w:val="true"/>
+          <w:tblHeader w:val="on"/>
         </w:trPr>
         <w:tc>
           <w:tcPr>
@@ -3342,7 +3115,6 @@
           <w:p>
             <w:pPr>
               <w:pStyle w:val="Compact"/>
-              <w:jc w:val="left"/>
             </w:pPr>
             <w:r>
               <w:rPr>
@@ -3368,7 +3140,6 @@
           <w:p>
             <w:pPr>
               <w:pStyle w:val="Compact"/>
-              <w:jc w:val="left"/>
             </w:pPr>
             <w:r>
               <w:rPr>
@@ -3395,7 +3166,6 @@
           <w:p>
             <w:pPr>
               <w:pStyle w:val="Compact"/>
-              <w:jc w:val="left"/>
             </w:pPr>
             <w:r>
               <w:rPr>
@@ -3418,7 +3188,6 @@
           <w:p>
             <w:pPr>
               <w:pStyle w:val="Compact"/>
-              <w:jc w:val="left"/>
             </w:pPr>
             <w:r>
               <w:rPr>
@@ -3444,7 +3213,6 @@
           <w:p>
             <w:pPr>
               <w:pStyle w:val="Compact"/>
-              <w:jc w:val="left"/>
             </w:pPr>
             <w:r>
               <w:rPr>
@@ -3468,7 +3236,6 @@
           <w:p>
             <w:pPr>
               <w:pStyle w:val="Compact"/>
-              <w:jc w:val="left"/>
             </w:pPr>
             <w:r>
               <w:rPr>
@@ -3493,7 +3260,6 @@
           <w:p>
             <w:pPr>
               <w:pStyle w:val="Compact"/>
-              <w:jc w:val="left"/>
             </w:pPr>
             <w:r>
               <w:rPr>
@@ -3516,7 +3282,6 @@
           <w:p>
             <w:pPr>
               <w:pStyle w:val="Compact"/>
-              <w:jc w:val="left"/>
             </w:pPr>
             <w:r>
               <w:rPr>
@@ -3542,7 +3307,6 @@
           <w:p>
             <w:pPr>
               <w:pStyle w:val="Compact"/>
-              <w:jc w:val="left"/>
             </w:pPr>
             <w:r>
               <w:rPr>
@@ -3566,7 +3330,6 @@
           <w:p>
             <w:pPr>
               <w:pStyle w:val="Compact"/>
-              <w:jc w:val="left"/>
             </w:pPr>
             <w:r>
               <w:rPr>
@@ -3591,7 +3354,6 @@
           <w:p>
             <w:pPr>
               <w:pStyle w:val="Compact"/>
-              <w:jc w:val="left"/>
             </w:pPr>
             <w:r>
               <w:rPr>
@@ -3614,7 +3376,6 @@
           <w:p>
             <w:pPr>
               <w:pStyle w:val="Compact"/>
-              <w:jc w:val="left"/>
             </w:pPr>
             <w:r>
               <w:rPr>
@@ -3640,7 +3401,6 @@
           <w:p>
             <w:pPr>
               <w:pStyle w:val="Compact"/>
-              <w:jc w:val="left"/>
             </w:pPr>
             <w:r>
               <w:rPr>
@@ -3664,7 +3424,6 @@
           <w:p>
             <w:pPr>
               <w:pStyle w:val="Compact"/>
-              <w:jc w:val="left"/>
             </w:pPr>
             <w:r>
               <w:rPr>
@@ -3692,6 +3451,7 @@
         <w:tblStyle w:val="Table"/>
         <w:tblW w:type="pct" w:w="5000"/>
         <w:jc w:val="center"/>
+        <w:tblLayout w:type="fixed"/>
         <w:tblLook w:firstRow="1" w:lastRow="0" w:firstColumn="0" w:lastColumn="0" w:noHBand="0" w:noVBand="0" w:val="0020"/>
       </w:tblPr>
       <w:tblGrid>
@@ -3700,7 +3460,7 @@
       </w:tblGrid>
       <w:tr>
         <w:trPr>
-          <w:tblHeader w:val="true"/>
+          <w:tblHeader w:val="on"/>
         </w:trPr>
         <w:tc>
           <w:tcPr>
@@ -3715,7 +3475,6 @@
           <w:p>
             <w:pPr>
               <w:pStyle w:val="Compact"/>
-              <w:jc w:val="left"/>
             </w:pPr>
             <w:r>
               <w:rPr>
@@ -3741,7 +3500,6 @@
           <w:p>
             <w:pPr>
               <w:pStyle w:val="Compact"/>
-              <w:jc w:val="left"/>
             </w:pPr>
             <w:r>
               <w:rPr>
@@ -3768,7 +3526,6 @@
           <w:p>
             <w:pPr>
               <w:pStyle w:val="Compact"/>
-              <w:jc w:val="left"/>
             </w:pPr>
             <w:r>
               <w:rPr>
@@ -3791,7 +3548,6 @@
           <w:p>
             <w:pPr>
               <w:pStyle w:val="Compact"/>
-              <w:jc w:val="left"/>
             </w:pPr>
             <w:r>
               <w:rPr>
@@ -3817,7 +3573,6 @@
           <w:p>
             <w:pPr>
               <w:pStyle w:val="Compact"/>
-              <w:jc w:val="left"/>
             </w:pPr>
             <w:r>
               <w:rPr>
@@ -3841,7 +3596,6 @@
           <w:p>
             <w:pPr>
               <w:pStyle w:val="Compact"/>
-              <w:jc w:val="left"/>
             </w:pPr>
             <w:r>
               <w:rPr>
@@ -3866,7 +3620,6 @@
           <w:p>
             <w:pPr>
               <w:pStyle w:val="Compact"/>
-              <w:jc w:val="left"/>
             </w:pPr>
             <w:r>
               <w:rPr>
@@ -3889,7 +3642,6 @@
           <w:p>
             <w:pPr>
               <w:pStyle w:val="Compact"/>
-              <w:jc w:val="left"/>
             </w:pPr>
             <w:r>
               <w:rPr>
@@ -3915,7 +3667,6 @@
           <w:p>
             <w:pPr>
               <w:pStyle w:val="Compact"/>
-              <w:jc w:val="left"/>
             </w:pPr>
             <w:r>
               <w:rPr>
@@ -3939,7 +3690,6 @@
           <w:p>
             <w:pPr>
               <w:pStyle w:val="Compact"/>
-              <w:jc w:val="left"/>
             </w:pPr>
             <w:r>
               <w:rPr>
@@ -3964,7 +3714,6 @@
           <w:p>
             <w:pPr>
               <w:pStyle w:val="Compact"/>
-              <w:jc w:val="left"/>
             </w:pPr>
             <w:r>
               <w:rPr>
@@ -3987,7 +3736,6 @@
           <w:p>
             <w:pPr>
               <w:pStyle w:val="Compact"/>
-              <w:jc w:val="left"/>
             </w:pPr>
             <w:r>
               <w:rPr>
@@ -4013,7 +3761,6 @@
           <w:p>
             <w:pPr>
               <w:pStyle w:val="Compact"/>
-              <w:jc w:val="left"/>
             </w:pPr>
             <w:r>
               <w:rPr>
@@ -4037,7 +3784,6 @@
           <w:p>
             <w:pPr>
               <w:pStyle w:val="Compact"/>
-              <w:jc w:val="left"/>
             </w:pPr>
             <w:r>
               <w:rPr>
@@ -4062,7 +3808,6 @@
           <w:p>
             <w:pPr>
               <w:pStyle w:val="Compact"/>
-              <w:jc w:val="left"/>
             </w:pPr>
             <w:r>
               <w:rPr>
@@ -4085,7 +3830,6 @@
           <w:p>
             <w:pPr>
               <w:pStyle w:val="Compact"/>
-              <w:jc w:val="left"/>
             </w:pPr>
             <w:r>
               <w:rPr>
@@ -4111,7 +3855,6 @@
           <w:p>
             <w:pPr>
               <w:pStyle w:val="Compact"/>
-              <w:jc w:val="left"/>
             </w:pPr>
             <w:r>
               <w:rPr>
@@ -4135,7 +3878,6 @@
           <w:p>
             <w:pPr>
               <w:pStyle w:val="Compact"/>
-              <w:jc w:val="left"/>
             </w:pPr>
             <w:r>
               <w:rPr>
@@ -4206,6 +3948,7 @@
         <w:tblStyle w:val="Table"/>
         <w:tblW w:type="pct" w:w="5000"/>
         <w:jc w:val="center"/>
+        <w:tblLayout w:type="fixed"/>
         <w:tblLook w:firstRow="1" w:lastRow="0" w:firstColumn="0" w:lastColumn="0" w:noHBand="0" w:noVBand="0" w:val="0020"/>
       </w:tblPr>
       <w:tblGrid>
@@ -4215,7 +3958,7 @@
       </w:tblGrid>
       <w:tr>
         <w:trPr>
-          <w:tblHeader w:val="true"/>
+          <w:tblHeader w:val="on"/>
         </w:trPr>
         <w:tc>
           <w:tcPr>
@@ -4230,7 +3973,6 @@
           <w:p>
             <w:pPr>
               <w:pStyle w:val="Compact"/>
-              <w:jc w:val="left"/>
             </w:pPr>
             <w:r>
               <w:rPr>
@@ -4256,7 +3998,6 @@
           <w:p>
             <w:pPr>
               <w:pStyle w:val="Compact"/>
-              <w:jc w:val="left"/>
             </w:pPr>
             <w:r>
               <w:rPr>
@@ -4282,7 +4023,6 @@
           <w:p>
             <w:pPr>
               <w:pStyle w:val="Compact"/>
-              <w:jc w:val="left"/>
             </w:pPr>
             <w:r>
               <w:rPr>
@@ -4309,7 +4049,6 @@
           <w:p>
             <w:pPr>
               <w:pStyle w:val="Compact"/>
-              <w:jc w:val="left"/>
             </w:pPr>
             <w:r>
               <w:rPr>
@@ -4332,7 +4071,6 @@
           <w:p>
             <w:pPr>
               <w:pStyle w:val="Compact"/>
-              <w:jc w:val="left"/>
             </w:pPr>
             <w:r>
               <w:rPr>
@@ -4355,7 +4093,6 @@
           <w:p>
             <w:pPr>
               <w:pStyle w:val="Compact"/>
-              <w:jc w:val="left"/>
             </w:pPr>
             <w:r>
               <w:rPr>
@@ -4381,7 +4118,6 @@
           <w:p>
             <w:pPr>
               <w:pStyle w:val="Compact"/>
-              <w:jc w:val="left"/>
             </w:pPr>
             <w:r>
               <w:rPr>
@@ -4405,7 +4141,6 @@
           <w:p>
             <w:pPr>
               <w:pStyle w:val="Compact"/>
-              <w:jc w:val="left"/>
             </w:pPr>
             <w:r>
               <w:rPr>
@@ -4429,7 +4164,6 @@
           <w:p>
             <w:pPr>
               <w:pStyle w:val="Compact"/>
-              <w:jc w:val="left"/>
             </w:pPr>
             <w:r>
               <w:rPr>
@@ -4454,7 +4188,6 @@
           <w:p>
             <w:pPr>
               <w:pStyle w:val="Compact"/>
-              <w:jc w:val="left"/>
             </w:pPr>
             <w:r>
               <w:rPr>
@@ -4477,7 +4210,6 @@
           <w:p>
             <w:pPr>
               <w:pStyle w:val="Compact"/>
-              <w:jc w:val="left"/>
             </w:pPr>
             <w:r>
               <w:rPr>
@@ -4500,7 +4232,6 @@
           <w:p>
             <w:pPr>
               <w:pStyle w:val="Compact"/>
-              <w:jc w:val="left"/>
             </w:pPr>
             <w:r>
               <w:rPr>
@@ -4526,7 +4257,6 @@
           <w:p>
             <w:pPr>
               <w:pStyle w:val="Compact"/>
-              <w:jc w:val="left"/>
             </w:pPr>
             <w:r>
               <w:rPr>
@@ -4550,7 +4280,6 @@
           <w:p>
             <w:pPr>
               <w:pStyle w:val="Compact"/>
-              <w:jc w:val="left"/>
             </w:pPr>
             <w:r>
               <w:rPr>
@@ -4574,7 +4303,6 @@
           <w:p>
             <w:pPr>
               <w:pStyle w:val="Compact"/>
-              <w:jc w:val="left"/>
             </w:pPr>
             <w:r>
               <w:rPr>
@@ -4599,7 +4327,6 @@
           <w:p>
             <w:pPr>
               <w:pStyle w:val="Compact"/>
-              <w:jc w:val="left"/>
             </w:pPr>
             <w:r>
               <w:rPr>
@@ -4622,7 +4349,6 @@
           <w:p>
             <w:pPr>
               <w:pStyle w:val="Compact"/>
-              <w:jc w:val="left"/>
             </w:pPr>
             <w:r>
               <w:rPr>
@@ -4645,7 +4371,6 @@
           <w:p>
             <w:pPr>
               <w:pStyle w:val="Compact"/>
-              <w:jc w:val="left"/>
             </w:pPr>
             <w:r>
               <w:rPr>
@@ -4671,7 +4396,6 @@
           <w:p>
             <w:pPr>
               <w:pStyle w:val="Compact"/>
-              <w:jc w:val="left"/>
             </w:pPr>
             <w:r>
               <w:rPr>
@@ -4695,7 +4419,6 @@
           <w:p>
             <w:pPr>
               <w:pStyle w:val="Compact"/>
-              <w:jc w:val="left"/>
             </w:pPr>
             <w:r>
               <w:rPr>
@@ -4719,7 +4442,6 @@
           <w:p>
             <w:pPr>
               <w:pStyle w:val="Compact"/>
-              <w:jc w:val="left"/>
             </w:pPr>
             <w:r>
               <w:rPr>
@@ -4744,7 +4466,6 @@
           <w:p>
             <w:pPr>
               <w:pStyle w:val="Compact"/>
-              <w:jc w:val="left"/>
             </w:pPr>
             <w:r>
               <w:rPr>
@@ -4767,7 +4488,6 @@
           <w:p>
             <w:pPr>
               <w:pStyle w:val="Compact"/>
-              <w:jc w:val="left"/>
             </w:pPr>
             <w:r>
               <w:rPr>
@@ -4790,7 +4510,6 @@
           <w:p>
             <w:pPr>
               <w:pStyle w:val="Compact"/>
-              <w:jc w:val="left"/>
             </w:pPr>
             <w:r>
               <w:rPr>
@@ -4816,7 +4535,6 @@
           <w:p>
             <w:pPr>
               <w:pStyle w:val="Compact"/>
-              <w:jc w:val="left"/>
             </w:pPr>
             <w:r>
               <w:rPr>
@@ -4840,7 +4558,6 @@
           <w:p>
             <w:pPr>
               <w:pStyle w:val="Compact"/>
-              <w:jc w:val="left"/>
             </w:pPr>
             <w:r>
               <w:rPr>
@@ -4864,7 +4581,6 @@
           <w:p>
             <w:pPr>
               <w:pStyle w:val="Compact"/>
-              <w:jc w:val="left"/>
             </w:pPr>
             <w:r>
               <w:rPr>
@@ -4889,7 +4605,6 @@
           <w:p>
             <w:pPr>
               <w:pStyle w:val="Compact"/>
-              <w:jc w:val="left"/>
             </w:pPr>
             <w:r>
               <w:rPr>
@@ -4912,7 +4627,6 @@
           <w:p>
             <w:pPr>
               <w:pStyle w:val="Compact"/>
-              <w:jc w:val="left"/>
             </w:pPr>
             <w:r>
               <w:rPr>
@@ -4935,7 +4649,6 @@
           <w:p>
             <w:pPr>
               <w:pStyle w:val="Compact"/>
-              <w:jc w:val="left"/>
             </w:pPr>
             <w:r>
               <w:rPr>
@@ -4961,7 +4674,6 @@
           <w:p>
             <w:pPr>
               <w:pStyle w:val="Compact"/>
-              <w:jc w:val="left"/>
             </w:pPr>
             <w:r>
               <w:rPr>
@@ -4985,7 +4697,6 @@
           <w:p>
             <w:pPr>
               <w:pStyle w:val="Compact"/>
-              <w:jc w:val="left"/>
             </w:pPr>
             <w:r>
               <w:rPr>
@@ -5009,7 +4720,6 @@
           <w:p>
             <w:pPr>
               <w:pStyle w:val="Compact"/>
-              <w:jc w:val="left"/>
             </w:pPr>
             <w:r>
               <w:rPr>
@@ -5093,8 +4803,8 @@
       </w:pPr>
       <w:r>
         <w:rPr>
+          <w:i/>
           <w:iCs/>
-          <w:i/>
         </w:rPr>
         <w:t xml:space="preserve">Figure 1</w:t>
       </w:r>
@@ -5213,8 +4923,8 @@
       </w:pPr>
       <w:r>
         <w:rPr>
+          <w:i/>
           <w:iCs/>
-          <w:i/>
         </w:rPr>
         <w:t xml:space="preserve">Figure 2</w:t>
       </w:r>
@@ -5234,6 +4944,7 @@
         <w:tblStyle w:val="Table"/>
         <w:tblW w:type="pct" w:w="5000"/>
         <w:jc w:val="center"/>
+        <w:tblLayout w:type="fixed"/>
         <w:tblLook w:firstRow="1" w:lastRow="0" w:firstColumn="0" w:lastColumn="0" w:noHBand="0" w:noVBand="0" w:val="0020"/>
       </w:tblPr>
       <w:tblGrid>
@@ -5242,7 +4953,7 @@
       </w:tblGrid>
       <w:tr>
         <w:trPr>
-          <w:tblHeader w:val="true"/>
+          <w:tblHeader w:val="on"/>
         </w:trPr>
         <w:tc>
           <w:tcPr>
@@ -5257,7 +4968,6 @@
           <w:p>
             <w:pPr>
               <w:pStyle w:val="Compact"/>
-              <w:jc w:val="left"/>
             </w:pPr>
             <w:r>
               <w:rPr>
@@ -5283,7 +4993,6 @@
           <w:p>
             <w:pPr>
               <w:pStyle w:val="Compact"/>
-              <w:jc w:val="left"/>
             </w:pPr>
             <w:r>
               <w:rPr>
@@ -5310,7 +5019,6 @@
           <w:p>
             <w:pPr>
               <w:pStyle w:val="Compact"/>
-              <w:jc w:val="left"/>
             </w:pPr>
             <w:r>
               <w:rPr>
@@ -5333,7 +5041,6 @@
           <w:p>
             <w:pPr>
               <w:pStyle w:val="Compact"/>
-              <w:jc w:val="left"/>
             </w:pPr>
             <w:r>
               <w:rPr>
@@ -5359,7 +5066,6 @@
           <w:p>
             <w:pPr>
               <w:pStyle w:val="Compact"/>
-              <w:jc w:val="left"/>
             </w:pPr>
             <w:r>
               <w:rPr>
@@ -5383,7 +5089,6 @@
           <w:p>
             <w:pPr>
               <w:pStyle w:val="Compact"/>
-              <w:jc w:val="left"/>
             </w:pPr>
             <w:r>
               <w:rPr>
@@ -5408,7 +5113,6 @@
           <w:p>
             <w:pPr>
               <w:pStyle w:val="Compact"/>
-              <w:jc w:val="left"/>
             </w:pPr>
             <w:r>
               <w:rPr>
@@ -5431,7 +5135,6 @@
           <w:p>
             <w:pPr>
               <w:pStyle w:val="Compact"/>
-              <w:jc w:val="left"/>
             </w:pPr>
             <w:r>
               <w:rPr>
@@ -5457,7 +5160,6 @@
           <w:p>
             <w:pPr>
               <w:pStyle w:val="Compact"/>
-              <w:jc w:val="left"/>
             </w:pPr>
             <w:r>
               <w:rPr>
@@ -5481,7 +5183,6 @@
           <w:p>
             <w:pPr>
               <w:pStyle w:val="Compact"/>
-              <w:jc w:val="left"/>
             </w:pPr>
             <w:r>
               <w:rPr>
@@ -5506,7 +5207,6 @@
           <w:p>
             <w:pPr>
               <w:pStyle w:val="Compact"/>
-              <w:jc w:val="left"/>
             </w:pPr>
             <w:r>
               <w:rPr>
@@ -5529,7 +5229,6 @@
           <w:p>
             <w:pPr>
               <w:pStyle w:val="Compact"/>
-              <w:jc w:val="left"/>
             </w:pPr>
             <w:r>
               <w:rPr>
@@ -5555,7 +5254,6 @@
           <w:p>
             <w:pPr>
               <w:pStyle w:val="Compact"/>
-              <w:jc w:val="left"/>
             </w:pPr>
             <w:r>
               <w:rPr>
@@ -5579,7 +5277,6 @@
           <w:p>
             <w:pPr>
               <w:pStyle w:val="Compact"/>
-              <w:jc w:val="left"/>
             </w:pPr>
             <w:r>
               <w:rPr>
@@ -5724,8 +5421,8 @@
       </w:pPr>
       <w:r>
         <w:rPr>
+          <w:i/>
           <w:iCs/>
-          <w:i/>
         </w:rPr>
         <w:t xml:space="preserve">Figure 3</w:t>
       </w:r>
@@ -5753,6 +5450,7 @@
         <w:tblStyle w:val="Table"/>
         <w:tblW w:type="pct" w:w="5000"/>
         <w:jc w:val="center"/>
+        <w:tblLayout w:type="fixed"/>
         <w:tblLook w:firstRow="1" w:lastRow="0" w:firstColumn="0" w:lastColumn="0" w:noHBand="0" w:noVBand="0" w:val="0020"/>
       </w:tblPr>
       <w:tblGrid>
@@ -5762,7 +5460,7 @@
       </w:tblGrid>
       <w:tr>
         <w:trPr>
-          <w:tblHeader w:val="true"/>
+          <w:tblHeader w:val="on"/>
         </w:trPr>
         <w:tc>
           <w:tcPr>
@@ -5777,7 +5475,6 @@
           <w:p>
             <w:pPr>
               <w:pStyle w:val="Compact"/>
-              <w:jc w:val="left"/>
             </w:pPr>
             <w:r>
               <w:rPr>
@@ -5803,7 +5500,6 @@
           <w:p>
             <w:pPr>
               <w:pStyle w:val="Compact"/>
-              <w:jc w:val="left"/>
             </w:pPr>
             <w:r>
               <w:rPr>
@@ -5829,7 +5525,6 @@
           <w:p>
             <w:pPr>
               <w:pStyle w:val="Compact"/>
-              <w:jc w:val="left"/>
             </w:pPr>
             <w:r>
               <w:rPr>
@@ -5856,7 +5551,6 @@
           <w:p>
             <w:pPr>
               <w:pStyle w:val="Compact"/>
-              <w:jc w:val="left"/>
             </w:pPr>
             <w:r>
               <w:rPr>
@@ -5879,7 +5573,6 @@
           <w:p>
             <w:pPr>
               <w:pStyle w:val="Compact"/>
-              <w:jc w:val="left"/>
             </w:pPr>
             <w:r>
               <w:rPr>
@@ -5902,7 +5595,6 @@
           <w:p>
             <w:pPr>
               <w:pStyle w:val="Compact"/>
-              <w:jc w:val="left"/>
             </w:pPr>
             <w:r>
               <w:rPr>
@@ -5928,7 +5620,6 @@
           <w:p>
             <w:pPr>
               <w:pStyle w:val="Compact"/>
-              <w:jc w:val="left"/>
             </w:pPr>
             <w:r>
               <w:rPr>
@@ -5952,7 +5643,6 @@
           <w:p>
             <w:pPr>
               <w:pStyle w:val="Compact"/>
-              <w:jc w:val="left"/>
             </w:pPr>
             <w:r>
               <w:rPr>
@@ -5976,7 +5666,6 @@
           <w:p>
             <w:pPr>
               <w:pStyle w:val="Compact"/>
-              <w:jc w:val="left"/>
             </w:pPr>
             <w:r>
               <w:rPr>
@@ -6001,7 +5690,6 @@
           <w:p>
             <w:pPr>
               <w:pStyle w:val="Compact"/>
-              <w:jc w:val="left"/>
             </w:pPr>
             <w:r>
               <w:rPr>
@@ -6024,7 +5712,6 @@
           <w:p>
             <w:pPr>
               <w:pStyle w:val="Compact"/>
-              <w:jc w:val="left"/>
             </w:pPr>
             <w:r>
               <w:rPr>
@@ -6047,7 +5734,6 @@
           <w:p>
             <w:pPr>
               <w:pStyle w:val="Compact"/>
-              <w:jc w:val="left"/>
             </w:pPr>
             <w:r>
               <w:rPr>
@@ -6073,7 +5759,6 @@
           <w:p>
             <w:pPr>
               <w:pStyle w:val="Compact"/>
-              <w:jc w:val="left"/>
             </w:pPr>
             <w:r>
               <w:rPr>
@@ -6097,7 +5782,6 @@
           <w:p>
             <w:pPr>
               <w:pStyle w:val="Compact"/>
-              <w:jc w:val="left"/>
             </w:pPr>
             <w:r>
               <w:rPr>
@@ -6121,7 +5805,6 @@
           <w:p>
             <w:pPr>
               <w:pStyle w:val="Compact"/>
-              <w:jc w:val="left"/>
             </w:pPr>
             <w:r>
               <w:rPr>
@@ -6149,6 +5832,7 @@
         <w:tblStyle w:val="Table"/>
         <w:tblW w:type="pct" w:w="5000"/>
         <w:jc w:val="center"/>
+        <w:tblLayout w:type="fixed"/>
         <w:tblLook w:firstRow="1" w:lastRow="0" w:firstColumn="0" w:lastColumn="0" w:noHBand="0" w:noVBand="0" w:val="0020"/>
       </w:tblPr>
       <w:tblGrid>
@@ -6157,7 +5841,7 @@
       </w:tblGrid>
       <w:tr>
         <w:trPr>
-          <w:tblHeader w:val="true"/>
+          <w:tblHeader w:val="on"/>
         </w:trPr>
         <w:tc>
           <w:tcPr>
@@ -6172,7 +5856,6 @@
           <w:p>
             <w:pPr>
               <w:pStyle w:val="Compact"/>
-              <w:jc w:val="left"/>
             </w:pPr>
             <w:r>
               <w:rPr>
@@ -6198,7 +5881,6 @@
           <w:p>
             <w:pPr>
               <w:pStyle w:val="Compact"/>
-              <w:jc w:val="left"/>
             </w:pPr>
             <w:r>
               <w:rPr>
@@ -6225,7 +5907,6 @@
           <w:p>
             <w:pPr>
               <w:pStyle w:val="Compact"/>
-              <w:jc w:val="left"/>
             </w:pPr>
             <w:r>
               <w:rPr>
@@ -6248,7 +5929,6 @@
           <w:p>
             <w:pPr>
               <w:pStyle w:val="Compact"/>
-              <w:jc w:val="left"/>
             </w:pPr>
             <w:r>
               <w:rPr>
@@ -6274,7 +5954,6 @@
           <w:p>
             <w:pPr>
               <w:pStyle w:val="Compact"/>
-              <w:jc w:val="left"/>
             </w:pPr>
             <w:r>
               <w:rPr>
@@ -6298,7 +5977,6 @@
           <w:p>
             <w:pPr>
               <w:pStyle w:val="Compact"/>
-              <w:jc w:val="left"/>
             </w:pPr>
             <w:r>
               <w:rPr>
@@ -6323,7 +6001,6 @@
           <w:p>
             <w:pPr>
               <w:pStyle w:val="Compact"/>
-              <w:jc w:val="left"/>
             </w:pPr>
             <w:r>
               <w:rPr>
@@ -6346,7 +6023,6 @@
           <w:p>
             <w:pPr>
               <w:pStyle w:val="Compact"/>
-              <w:jc w:val="left"/>
             </w:pPr>
             <w:r>
               <w:rPr>
@@ -6372,7 +6048,6 @@
           <w:p>
             <w:pPr>
               <w:pStyle w:val="Compact"/>
-              <w:jc w:val="left"/>
             </w:pPr>
             <w:r>
               <w:rPr>
@@ -6396,7 +6071,6 @@
           <w:p>
             <w:pPr>
               <w:pStyle w:val="Compact"/>
-              <w:jc w:val="left"/>
             </w:pPr>
             <w:r>
               <w:rPr>
@@ -6421,7 +6095,6 @@
           <w:p>
             <w:pPr>
               <w:pStyle w:val="Compact"/>
-              <w:jc w:val="left"/>
             </w:pPr>
             <w:r>
               <w:rPr>
@@ -6444,7 +6117,6 @@
           <w:p>
             <w:pPr>
               <w:pStyle w:val="Compact"/>
-              <w:jc w:val="left"/>
             </w:pPr>
             <w:r>
               <w:rPr>
@@ -6589,8 +6261,8 @@
       </w:pPr>
       <w:r>
         <w:rPr>
+          <w:i/>
           <w:iCs/>
-          <w:i/>
         </w:rPr>
         <w:t xml:space="preserve">Figure 4</w:t>
       </w:r>
@@ -6610,6 +6282,7 @@
         <w:tblStyle w:val="Table"/>
         <w:tblW w:type="pct" w:w="5000"/>
         <w:jc w:val="center"/>
+        <w:tblLayout w:type="fixed"/>
         <w:tblLook w:firstRow="1" w:lastRow="0" w:firstColumn="0" w:lastColumn="0" w:noHBand="0" w:noVBand="0" w:val="0020"/>
       </w:tblPr>
       <w:tblGrid>
@@ -6618,7 +6291,7 @@
       </w:tblGrid>
       <w:tr>
         <w:trPr>
-          <w:tblHeader w:val="true"/>
+          <w:tblHeader w:val="on"/>
         </w:trPr>
         <w:tc>
           <w:tcPr>
@@ -6633,7 +6306,6 @@
           <w:p>
             <w:pPr>
               <w:pStyle w:val="Compact"/>
-              <w:jc w:val="left"/>
             </w:pPr>
             <w:r>
               <w:rPr>
@@ -6659,7 +6331,6 @@
           <w:p>
             <w:pPr>
               <w:pStyle w:val="Compact"/>
-              <w:jc w:val="left"/>
             </w:pPr>
             <w:r>
               <w:rPr>
@@ -6686,7 +6357,6 @@
           <w:p>
             <w:pPr>
               <w:pStyle w:val="Compact"/>
-              <w:jc w:val="left"/>
             </w:pPr>
             <w:r>
               <w:rPr>
@@ -6709,7 +6379,6 @@
           <w:p>
             <w:pPr>
               <w:pStyle w:val="Compact"/>
-              <w:jc w:val="left"/>
             </w:pPr>
             <w:r>
               <w:rPr>
@@ -6735,7 +6404,6 @@
           <w:p>
             <w:pPr>
               <w:pStyle w:val="Compact"/>
-              <w:jc w:val="left"/>
             </w:pPr>
             <w:r>
               <w:rPr>
@@ -6759,7 +6427,6 @@
           <w:p>
             <w:pPr>
               <w:pStyle w:val="Compact"/>
-              <w:jc w:val="left"/>
             </w:pPr>
             <w:r>
               <w:rPr>
@@ -6784,7 +6451,6 @@
           <w:p>
             <w:pPr>
               <w:pStyle w:val="Compact"/>
-              <w:jc w:val="left"/>
             </w:pPr>
             <w:r>
               <w:rPr>
@@ -6807,7 +6473,6 @@
           <w:p>
             <w:pPr>
               <w:pStyle w:val="Compact"/>
-              <w:jc w:val="left"/>
             </w:pPr>
             <w:r>
               <w:rPr>
@@ -6833,7 +6498,6 @@
           <w:p>
             <w:pPr>
               <w:pStyle w:val="Compact"/>
-              <w:jc w:val="left"/>
             </w:pPr>
             <w:r>
               <w:rPr>
@@ -6857,7 +6521,6 @@
           <w:p>
             <w:pPr>
               <w:pStyle w:val="Compact"/>
-              <w:jc w:val="left"/>
             </w:pPr>
             <w:r>
               <w:rPr>
@@ -6882,7 +6545,6 @@
           <w:p>
             <w:pPr>
               <w:pStyle w:val="Compact"/>
-              <w:jc w:val="left"/>
             </w:pPr>
             <w:r>
               <w:rPr>
@@ -6905,7 +6567,6 @@
           <w:p>
             <w:pPr>
               <w:pStyle w:val="Compact"/>
-              <w:jc w:val="left"/>
             </w:pPr>
             <w:r>
               <w:rPr>
@@ -6931,7 +6592,6 @@
           <w:p>
             <w:pPr>
               <w:pStyle w:val="Compact"/>
-              <w:jc w:val="left"/>
             </w:pPr>
             <w:r>
               <w:rPr>
@@ -6955,7 +6615,6 @@
           <w:p>
             <w:pPr>
               <w:pStyle w:val="Compact"/>
-              <w:jc w:val="left"/>
             </w:pPr>
             <w:r>
               <w:rPr>
@@ -6980,7 +6639,6 @@
           <w:p>
             <w:pPr>
               <w:pStyle w:val="Compact"/>
-              <w:jc w:val="left"/>
             </w:pPr>
             <w:r>
               <w:rPr>
@@ -7003,7 +6661,6 @@
           <w:p>
             <w:pPr>
               <w:pStyle w:val="Compact"/>
-              <w:jc w:val="left"/>
             </w:pPr>
             <w:r>
               <w:rPr>
@@ -7029,7 +6686,6 @@
           <w:p>
             <w:pPr>
               <w:pStyle w:val="Compact"/>
-              <w:jc w:val="left"/>
             </w:pPr>
             <w:r>
               <w:rPr>
@@ -7053,7 +6709,6 @@
           <w:p>
             <w:pPr>
               <w:pStyle w:val="Compact"/>
-              <w:jc w:val="left"/>
             </w:pPr>
             <w:r>
               <w:rPr>
@@ -7134,6 +6789,7 @@
         <w:tblStyle w:val="Table"/>
         <w:tblW w:type="pct" w:w="5000"/>
         <w:jc w:val="center"/>
+        <w:tblLayout w:type="fixed"/>
         <w:tblLook w:firstRow="1" w:lastRow="0" w:firstColumn="0" w:lastColumn="0" w:noHBand="0" w:noVBand="0" w:val="0020"/>
       </w:tblPr>
       <w:tblGrid>
@@ -7142,7 +6798,7 @@
       </w:tblGrid>
       <w:tr>
         <w:trPr>
-          <w:tblHeader w:val="true"/>
+          <w:tblHeader w:val="on"/>
         </w:trPr>
         <w:tc>
           <w:tcPr>
@@ -7157,7 +6813,6 @@
           <w:p>
             <w:pPr>
               <w:pStyle w:val="Compact"/>
-              <w:jc w:val="left"/>
             </w:pPr>
             <w:r>
               <w:rPr>
@@ -7183,7 +6838,6 @@
           <w:p>
             <w:pPr>
               <w:pStyle w:val="Compact"/>
-              <w:jc w:val="left"/>
             </w:pPr>
             <w:r>
               <w:rPr>
@@ -7210,7 +6864,6 @@
           <w:p>
             <w:pPr>
               <w:pStyle w:val="Compact"/>
-              <w:jc w:val="left"/>
             </w:pPr>
             <w:r>
               <w:rPr>
@@ -7233,7 +6886,6 @@
           <w:p>
             <w:pPr>
               <w:pStyle w:val="Compact"/>
-              <w:jc w:val="left"/>
             </w:pPr>
             <w:r>
               <w:rPr>
@@ -7259,7 +6911,6 @@
           <w:p>
             <w:pPr>
               <w:pStyle w:val="Compact"/>
-              <w:jc w:val="left"/>
             </w:pPr>
             <w:r>
               <w:rPr>
@@ -7283,7 +6934,6 @@
           <w:p>
             <w:pPr>
               <w:pStyle w:val="Compact"/>
-              <w:jc w:val="left"/>
             </w:pPr>
             <w:r>
               <w:rPr>
@@ -7308,7 +6958,6 @@
           <w:p>
             <w:pPr>
               <w:pStyle w:val="Compact"/>
-              <w:jc w:val="left"/>
             </w:pPr>
             <w:r>
               <w:rPr>
@@ -7331,7 +6980,6 @@
           <w:p>
             <w:pPr>
               <w:pStyle w:val="Compact"/>
-              <w:jc w:val="left"/>
             </w:pPr>
             <w:r>
               <w:rPr>
@@ -7357,7 +7005,6 @@
           <w:p>
             <w:pPr>
               <w:pStyle w:val="Compact"/>
-              <w:jc w:val="left"/>
             </w:pPr>
             <w:r>
               <w:rPr>
@@ -7381,7 +7028,6 @@
           <w:p>
             <w:pPr>
               <w:pStyle w:val="Compact"/>
-              <w:jc w:val="left"/>
             </w:pPr>
             <w:r>
               <w:rPr>
@@ -7406,7 +7052,6 @@
           <w:p>
             <w:pPr>
               <w:pStyle w:val="Compact"/>
-              <w:jc w:val="left"/>
             </w:pPr>
             <w:r>
               <w:rPr>
@@ -7429,7 +7074,6 @@
           <w:p>
             <w:pPr>
               <w:pStyle w:val="Compact"/>
-              <w:jc w:val="left"/>
             </w:pPr>
             <w:r>
               <w:rPr>
@@ -7455,7 +7099,6 @@
           <w:p>
             <w:pPr>
               <w:pStyle w:val="Compact"/>
-              <w:jc w:val="left"/>
             </w:pPr>
             <w:r>
               <w:rPr>
@@ -7479,7 +7122,6 @@
           <w:p>
             <w:pPr>
               <w:pStyle w:val="Compact"/>
-              <w:jc w:val="left"/>
             </w:pPr>
             <w:r>
               <w:rPr>
@@ -7563,8 +7205,8 @@
       </w:pPr>
       <w:r>
         <w:rPr>
+          <w:i/>
           <w:iCs/>
-          <w:i/>
         </w:rPr>
         <w:t xml:space="preserve">Figure 5</w:t>
       </w:r>
@@ -7584,6 +7226,7 @@
         <w:tblStyle w:val="Table"/>
         <w:tblW w:type="pct" w:w="5000"/>
         <w:jc w:val="center"/>
+        <w:tblLayout w:type="fixed"/>
         <w:tblLook w:firstRow="1" w:lastRow="0" w:firstColumn="0" w:lastColumn="0" w:noHBand="0" w:noVBand="0" w:val="0020"/>
       </w:tblPr>
       <w:tblGrid>
@@ -7593,7 +7236,7 @@
       </w:tblGrid>
       <w:tr>
         <w:trPr>
-          <w:tblHeader w:val="true"/>
+          <w:tblHeader w:val="on"/>
         </w:trPr>
         <w:tc>
           <w:tcPr>
@@ -7608,7 +7251,6 @@
           <w:p>
             <w:pPr>
               <w:pStyle w:val="Compact"/>
-              <w:jc w:val="left"/>
             </w:pPr>
             <w:r>
               <w:rPr>
@@ -7634,7 +7276,6 @@
           <w:p>
             <w:pPr>
               <w:pStyle w:val="Compact"/>
-              <w:jc w:val="left"/>
             </w:pPr>
             <w:r>
               <w:rPr>
@@ -7660,7 +7301,6 @@
           <w:p>
             <w:pPr>
               <w:pStyle w:val="Compact"/>
-              <w:jc w:val="left"/>
             </w:pPr>
             <w:r>
               <w:rPr>
@@ -7687,7 +7327,6 @@
           <w:p>
             <w:pPr>
               <w:pStyle w:val="Compact"/>
-              <w:jc w:val="left"/>
             </w:pPr>
             <w:r>
               <w:rPr>
@@ -7710,7 +7349,6 @@
           <w:p>
             <w:pPr>
               <w:pStyle w:val="Compact"/>
-              <w:jc w:val="left"/>
             </w:pPr>
             <w:r>
               <w:rPr>
@@ -7733,7 +7371,6 @@
           <w:p>
             <w:pPr>
               <w:pStyle w:val="Compact"/>
-              <w:jc w:val="left"/>
             </w:pPr>
             <w:r>
               <w:rPr>
@@ -7759,7 +7396,6 @@
           <w:p>
             <w:pPr>
               <w:pStyle w:val="Compact"/>
-              <w:jc w:val="left"/>
             </w:pPr>
             <w:r>
               <w:rPr>
@@ -7783,7 +7419,6 @@
           <w:p>
             <w:pPr>
               <w:pStyle w:val="Compact"/>
-              <w:jc w:val="left"/>
             </w:pPr>
             <w:r>
               <w:rPr>
@@ -7807,7 +7442,6 @@
           <w:p>
             <w:pPr>
               <w:pStyle w:val="Compact"/>
-              <w:jc w:val="left"/>
             </w:pPr>
             <w:r>
               <w:rPr>
@@ -7832,7 +7466,6 @@
           <w:p>
             <w:pPr>
               <w:pStyle w:val="Compact"/>
-              <w:jc w:val="left"/>
             </w:pPr>
             <w:r>
               <w:rPr>
@@ -7855,7 +7488,6 @@
           <w:p>
             <w:pPr>
               <w:pStyle w:val="Compact"/>
-              <w:jc w:val="left"/>
             </w:pPr>
             <w:r>
               <w:rPr>
@@ -7878,7 +7510,6 @@
           <w:p>
             <w:pPr>
               <w:pStyle w:val="Compact"/>
-              <w:jc w:val="left"/>
             </w:pPr>
             <w:r>
               <w:rPr>
@@ -7904,7 +7535,6 @@
           <w:p>
             <w:pPr>
               <w:pStyle w:val="Compact"/>
-              <w:jc w:val="left"/>
             </w:pPr>
             <w:r>
               <w:rPr>
@@ -7928,7 +7558,6 @@
           <w:p>
             <w:pPr>
               <w:pStyle w:val="Compact"/>
-              <w:jc w:val="left"/>
             </w:pPr>
             <w:r>
               <w:rPr>
@@ -7952,7 +7581,6 @@
           <w:p>
             <w:pPr>
               <w:pStyle w:val="Compact"/>
-              <w:jc w:val="left"/>
             </w:pPr>
             <w:r>
               <w:rPr>
@@ -8089,8 +7717,8 @@
       </w:pPr>
       <w:r>
         <w:rPr>
+          <w:i/>
           <w:iCs/>
-          <w:i/>
         </w:rPr>
         <w:t xml:space="preserve">Figure 6</w:t>
       </w:r>
@@ -8110,6 +7738,7 @@
         <w:tblStyle w:val="Table"/>
         <w:tblW w:type="pct" w:w="5000"/>
         <w:jc w:val="center"/>
+        <w:tblLayout w:type="fixed"/>
         <w:tblLook w:firstRow="1" w:lastRow="0" w:firstColumn="0" w:lastColumn="0" w:noHBand="0" w:noVBand="0" w:val="0020"/>
       </w:tblPr>
       <w:tblGrid>
@@ -8119,7 +7748,7 @@
       </w:tblGrid>
       <w:tr>
         <w:trPr>
-          <w:tblHeader w:val="true"/>
+          <w:tblHeader w:val="on"/>
         </w:trPr>
         <w:tc>
           <w:tcPr>
@@ -8134,7 +7763,6 @@
           <w:p>
             <w:pPr>
               <w:pStyle w:val="Compact"/>
-              <w:jc w:val="left"/>
             </w:pPr>
             <w:r>
               <w:rPr>
@@ -8160,7 +7788,6 @@
           <w:p>
             <w:pPr>
               <w:pStyle w:val="Compact"/>
-              <w:jc w:val="left"/>
             </w:pPr>
             <w:r>
               <w:rPr>
@@ -8186,7 +7813,6 @@
           <w:p>
             <w:pPr>
               <w:pStyle w:val="Compact"/>
-              <w:jc w:val="left"/>
             </w:pPr>
             <w:r>
               <w:rPr>
@@ -8213,7 +7839,6 @@
           <w:p>
             <w:pPr>
               <w:pStyle w:val="Compact"/>
-              <w:jc w:val="left"/>
             </w:pPr>
             <w:r>
               <w:rPr>
@@ -8236,7 +7861,6 @@
           <w:p>
             <w:pPr>
               <w:pStyle w:val="Compact"/>
-              <w:jc w:val="left"/>
             </w:pPr>
             <w:r>
               <w:rPr>
@@ -8259,7 +7883,6 @@
           <w:p>
             <w:pPr>
               <w:pStyle w:val="Compact"/>
-              <w:jc w:val="left"/>
             </w:pPr>
             <w:r>
               <w:rPr>
@@ -8285,7 +7908,6 @@
           <w:p>
             <w:pPr>
               <w:pStyle w:val="Compact"/>
-              <w:jc w:val="left"/>
             </w:pPr>
             <w:r>
               <w:rPr>
@@ -8309,7 +7931,6 @@
           <w:p>
             <w:pPr>
               <w:pStyle w:val="Compact"/>
-              <w:jc w:val="left"/>
             </w:pPr>
             <w:r>
               <w:rPr>
@@ -8333,7 +7954,6 @@
           <w:p>
             <w:pPr>
               <w:pStyle w:val="Compact"/>
-              <w:jc w:val="left"/>
             </w:pPr>
             <w:r>
               <w:rPr>
@@ -8358,7 +7978,6 @@
           <w:p>
             <w:pPr>
               <w:pStyle w:val="Compact"/>
-              <w:jc w:val="left"/>
             </w:pPr>
             <w:r>
               <w:rPr>
@@ -8381,7 +8000,6 @@
           <w:p>
             <w:pPr>
               <w:pStyle w:val="Compact"/>
-              <w:jc w:val="left"/>
             </w:pPr>
             <w:r>
               <w:rPr>
@@ -8404,7 +8022,6 @@
           <w:p>
             <w:pPr>
               <w:pStyle w:val="Compact"/>
-              <w:jc w:val="left"/>
             </w:pPr>
             <w:r>
               <w:rPr>
@@ -8430,7 +8047,6 @@
           <w:p>
             <w:pPr>
               <w:pStyle w:val="Compact"/>
-              <w:jc w:val="left"/>
             </w:pPr>
             <w:r>
               <w:rPr>
@@ -8454,7 +8070,6 @@
           <w:p>
             <w:pPr>
               <w:pStyle w:val="Compact"/>
-              <w:jc w:val="left"/>
             </w:pPr>
             <w:r>
               <w:rPr>
@@ -8478,7 +8093,6 @@
           <w:p>
             <w:pPr>
               <w:pStyle w:val="Compact"/>
-              <w:jc w:val="left"/>
             </w:pPr>
             <w:r>
               <w:rPr>
@@ -8503,7 +8117,6 @@
           <w:p>
             <w:pPr>
               <w:pStyle w:val="Compact"/>
-              <w:jc w:val="left"/>
             </w:pPr>
             <w:r>
               <w:rPr>
@@ -8526,7 +8139,6 @@
           <w:p>
             <w:pPr>
               <w:pStyle w:val="Compact"/>
-              <w:jc w:val="left"/>
             </w:pPr>
             <w:r>
               <w:rPr>
@@ -8549,7 +8161,6 @@
           <w:p>
             <w:pPr>
               <w:pStyle w:val="Compact"/>
-              <w:jc w:val="left"/>
             </w:pPr>
             <w:r>
               <w:rPr>
@@ -8575,7 +8186,6 @@
           <w:p>
             <w:pPr>
               <w:pStyle w:val="Compact"/>
-              <w:jc w:val="left"/>
             </w:pPr>
             <w:r>
               <w:rPr>
@@ -8599,7 +8209,6 @@
           <w:p>
             <w:pPr>
               <w:pStyle w:val="Compact"/>
-              <w:jc w:val="left"/>
             </w:pPr>
             <w:r>
               <w:rPr>
@@ -8623,7 +8232,6 @@
           <w:p>
             <w:pPr>
               <w:pStyle w:val="Compact"/>
-              <w:jc w:val="left"/>
             </w:pPr>
             <w:r>
               <w:rPr>
@@ -8704,6 +8312,7 @@
         <w:tblStyle w:val="Table"/>
         <w:tblW w:type="pct" w:w="5000"/>
         <w:jc w:val="center"/>
+        <w:tblLayout w:type="fixed"/>
         <w:tblLook w:firstRow="1" w:lastRow="0" w:firstColumn="0" w:lastColumn="0" w:noHBand="0" w:noVBand="0" w:val="0020"/>
       </w:tblPr>
       <w:tblGrid>
@@ -8712,7 +8321,7 @@
       </w:tblGrid>
       <w:tr>
         <w:trPr>
-          <w:tblHeader w:val="true"/>
+          <w:tblHeader w:val="on"/>
         </w:trPr>
         <w:tc>
           <w:tcPr>
@@ -8727,7 +8336,6 @@
           <w:p>
             <w:pPr>
               <w:pStyle w:val="Compact"/>
-              <w:jc w:val="left"/>
             </w:pPr>
             <w:r>
               <w:rPr>
@@ -8753,7 +8361,6 @@
           <w:p>
             <w:pPr>
               <w:pStyle w:val="Compact"/>
-              <w:jc w:val="left"/>
             </w:pPr>
             <w:r>
               <w:rPr>
@@ -8780,7 +8387,6 @@
           <w:p>
             <w:pPr>
               <w:pStyle w:val="Compact"/>
-              <w:jc w:val="left"/>
             </w:pPr>
             <w:r>
               <w:rPr>
@@ -8803,7 +8409,6 @@
           <w:p>
             <w:pPr>
               <w:pStyle w:val="Compact"/>
-              <w:jc w:val="left"/>
             </w:pPr>
             <w:r>
               <w:rPr>
@@ -8829,7 +8434,6 @@
           <w:p>
             <w:pPr>
               <w:pStyle w:val="Compact"/>
-              <w:jc w:val="left"/>
             </w:pPr>
             <w:r>
               <w:rPr>
@@ -8853,7 +8457,6 @@
           <w:p>
             <w:pPr>
               <w:pStyle w:val="Compact"/>
-              <w:jc w:val="left"/>
             </w:pPr>
             <w:r>
               <w:rPr>
@@ -8878,7 +8481,6 @@
           <w:p>
             <w:pPr>
               <w:pStyle w:val="Compact"/>
-              <w:jc w:val="left"/>
             </w:pPr>
             <w:r>
               <w:rPr>
@@ -8901,7 +8503,6 @@
           <w:p>
             <w:pPr>
               <w:pStyle w:val="Compact"/>
-              <w:jc w:val="left"/>
             </w:pPr>
             <w:r>
               <w:rPr>
@@ -8927,7 +8528,6 @@
           <w:p>
             <w:pPr>
               <w:pStyle w:val="Compact"/>
-              <w:jc w:val="left"/>
             </w:pPr>
             <w:r>
               <w:rPr>
@@ -8951,7 +8551,6 @@
           <w:p>
             <w:pPr>
               <w:pStyle w:val="Compact"/>
-              <w:jc w:val="left"/>
             </w:pPr>
             <w:r>
               <w:rPr>
@@ -8976,7 +8575,6 @@
           <w:p>
             <w:pPr>
               <w:pStyle w:val="Compact"/>
-              <w:jc w:val="left"/>
             </w:pPr>
             <w:r>
               <w:rPr>
@@ -8999,7 +8597,6 @@
           <w:p>
             <w:pPr>
               <w:pStyle w:val="Compact"/>
-              <w:jc w:val="left"/>
             </w:pPr>
             <w:r>
               <w:rPr>
@@ -9025,7 +8622,6 @@
           <w:p>
             <w:pPr>
               <w:pStyle w:val="Compact"/>
-              <w:jc w:val="left"/>
             </w:pPr>
             <w:r>
               <w:rPr>
@@ -9049,7 +8645,6 @@
           <w:p>
             <w:pPr>
               <w:pStyle w:val="Compact"/>
-              <w:jc w:val="left"/>
             </w:pPr>
             <w:r>
               <w:rPr>
@@ -9074,7 +8669,6 @@
           <w:p>
             <w:pPr>
               <w:pStyle w:val="Compact"/>
-              <w:jc w:val="left"/>
             </w:pPr>
             <w:r>
               <w:rPr>
@@ -9097,7 +8691,6 @@
           <w:p>
             <w:pPr>
               <w:pStyle w:val="Compact"/>
-              <w:jc w:val="left"/>
             </w:pPr>
             <w:r>
               <w:rPr>
@@ -9123,7 +8716,6 @@
           <w:p>
             <w:pPr>
               <w:pStyle w:val="Compact"/>
-              <w:jc w:val="left"/>
             </w:pPr>
             <w:r>
               <w:rPr>
@@ -9147,7 +8739,6 @@
           <w:p>
             <w:pPr>
               <w:pStyle w:val="Compact"/>
-              <w:jc w:val="left"/>
             </w:pPr>
             <w:r>
               <w:rPr>
@@ -9172,7 +8763,6 @@
           <w:p>
             <w:pPr>
               <w:pStyle w:val="Compact"/>
-              <w:jc w:val="left"/>
             </w:pPr>
             <w:r>
               <w:rPr>
@@ -9195,7 +8785,6 @@
           <w:p>
             <w:pPr>
               <w:pStyle w:val="Compact"/>
-              <w:jc w:val="left"/>
             </w:pPr>
             <w:r>
               <w:rPr>
@@ -9223,6 +8812,7 @@
         <w:tblStyle w:val="Table"/>
         <w:tblW w:type="pct" w:w="5000"/>
         <w:jc w:val="center"/>
+        <w:tblLayout w:type="fixed"/>
         <w:tblLook w:firstRow="1" w:lastRow="0" w:firstColumn="0" w:lastColumn="0" w:noHBand="0" w:noVBand="0" w:val="0020"/>
       </w:tblPr>
       <w:tblGrid>
@@ -9232,7 +8822,7 @@
       </w:tblGrid>
       <w:tr>
         <w:trPr>
-          <w:tblHeader w:val="true"/>
+          <w:tblHeader w:val="on"/>
         </w:trPr>
         <w:tc>
           <w:tcPr>
@@ -9247,7 +8837,6 @@
           <w:p>
             <w:pPr>
               <w:pStyle w:val="Compact"/>
-              <w:jc w:val="left"/>
             </w:pPr>
             <w:r>
               <w:rPr>
@@ -9273,7 +8862,6 @@
           <w:p>
             <w:pPr>
               <w:pStyle w:val="Compact"/>
-              <w:jc w:val="left"/>
             </w:pPr>
             <w:r>
               <w:rPr>
@@ -9299,7 +8887,6 @@
           <w:p>
             <w:pPr>
               <w:pStyle w:val="Compact"/>
-              <w:jc w:val="left"/>
             </w:pPr>
             <w:r>
               <w:rPr>
@@ -9326,7 +8913,6 @@
           <w:p>
             <w:pPr>
               <w:pStyle w:val="Compact"/>
-              <w:jc w:val="left"/>
             </w:pPr>
             <w:r>
               <w:rPr>
@@ -9349,7 +8935,6 @@
           <w:p>
             <w:pPr>
               <w:pStyle w:val="Compact"/>
-              <w:jc w:val="left"/>
             </w:pPr>
             <w:r>
               <w:rPr>
@@ -9372,7 +8957,6 @@
           <w:p>
             <w:pPr>
               <w:pStyle w:val="Compact"/>
-              <w:jc w:val="left"/>
             </w:pPr>
             <w:r>
               <w:rPr>
@@ -9398,7 +8982,6 @@
           <w:p>
             <w:pPr>
               <w:pStyle w:val="Compact"/>
-              <w:jc w:val="left"/>
             </w:pPr>
             <w:r>
               <w:rPr>
@@ -9422,7 +9005,6 @@
           <w:p>
             <w:pPr>
               <w:pStyle w:val="Compact"/>
-              <w:jc w:val="left"/>
             </w:pPr>
             <w:r>
               <w:rPr>
@@ -9446,7 +9028,6 @@
           <w:p>
             <w:pPr>
               <w:pStyle w:val="Compact"/>
-              <w:jc w:val="left"/>
             </w:pPr>
             <w:r>
               <w:rPr>
@@ -9471,7 +9052,6 @@
           <w:p>
             <w:pPr>
               <w:pStyle w:val="Compact"/>
-              <w:jc w:val="left"/>
             </w:pPr>
             <w:r>
               <w:rPr>
@@ -9494,7 +9074,6 @@
           <w:p>
             <w:pPr>
               <w:pStyle w:val="Compact"/>
-              <w:jc w:val="left"/>
             </w:pPr>
             <w:r>
               <w:rPr>
@@ -9517,7 +9096,6 @@
           <w:p>
             <w:pPr>
               <w:pStyle w:val="Compact"/>
-              <w:jc w:val="left"/>
             </w:pPr>
             <w:r>
               <w:rPr>
@@ -9543,7 +9121,6 @@
           <w:p>
             <w:pPr>
               <w:pStyle w:val="Compact"/>
-              <w:jc w:val="left"/>
             </w:pPr>
             <w:r>
               <w:rPr>
@@ -9567,7 +9144,6 @@
           <w:p>
             <w:pPr>
               <w:pStyle w:val="Compact"/>
-              <w:jc w:val="left"/>
             </w:pPr>
             <w:r>
               <w:rPr>
@@ -9591,7 +9167,6 @@
           <w:p>
             <w:pPr>
               <w:pStyle w:val="Compact"/>
-              <w:jc w:val="left"/>
             </w:pPr>
             <w:r>
               <w:rPr>
@@ -9616,7 +9191,6 @@
           <w:p>
             <w:pPr>
               <w:pStyle w:val="Compact"/>
-              <w:jc w:val="left"/>
             </w:pPr>
             <w:r>
               <w:rPr>
@@ -9639,7 +9213,6 @@
           <w:p>
             <w:pPr>
               <w:pStyle w:val="Compact"/>
-              <w:jc w:val="left"/>
             </w:pPr>
             <w:r>
               <w:rPr>
@@ -9662,7 +9235,6 @@
           <w:p>
             <w:pPr>
               <w:pStyle w:val="Compact"/>
-              <w:jc w:val="left"/>
             </w:pPr>
             <w:r>
               <w:rPr>
@@ -9688,7 +9260,6 @@
           <w:p>
             <w:pPr>
               <w:pStyle w:val="Compact"/>
-              <w:jc w:val="left"/>
             </w:pPr>
             <w:r>
               <w:rPr>
@@ -9712,7 +9283,6 @@
           <w:p>
             <w:pPr>
               <w:pStyle w:val="Compact"/>
-              <w:jc w:val="left"/>
             </w:pPr>
             <w:r>
               <w:rPr>
@@ -9736,7 +9306,6 @@
           <w:p>
             <w:pPr>
               <w:pStyle w:val="Compact"/>
-              <w:jc w:val="left"/>
             </w:pPr>
             <w:r>
               <w:rPr>
@@ -9761,7 +9330,6 @@
           <w:p>
             <w:pPr>
               <w:pStyle w:val="Compact"/>
-              <w:jc w:val="left"/>
             </w:pPr>
             <w:r>
               <w:rPr>
@@ -9784,7 +9352,6 @@
           <w:p>
             <w:pPr>
               <w:pStyle w:val="Compact"/>
-              <w:jc w:val="left"/>
             </w:pPr>
             <w:r>
               <w:rPr>
@@ -9807,7 +9374,6 @@
           <w:p>
             <w:pPr>
               <w:pStyle w:val="Compact"/>
-              <w:jc w:val="left"/>
             </w:pPr>
             <w:r>
               <w:rPr>
@@ -9888,6 +9454,7 @@
         <w:tblStyle w:val="Table"/>
         <w:tblW w:type="pct" w:w="5000"/>
         <w:jc w:val="center"/>
+        <w:tblLayout w:type="fixed"/>
         <w:tblLook w:firstRow="1" w:lastRow="0" w:firstColumn="0" w:lastColumn="0" w:noHBand="0" w:noVBand="0" w:val="0020"/>
       </w:tblPr>
       <w:tblGrid>
@@ -9897,7 +9464,7 @@
       </w:tblGrid>
       <w:tr>
         <w:trPr>
-          <w:tblHeader w:val="true"/>
+          <w:tblHeader w:val="on"/>
         </w:trPr>
         <w:tc>
           <w:tcPr>
@@ -9912,7 +9479,6 @@
           <w:p>
             <w:pPr>
               <w:pStyle w:val="Compact"/>
-              <w:jc w:val="left"/>
             </w:pPr>
             <w:r>
               <w:rPr>
@@ -9938,7 +9504,6 @@
           <w:p>
             <w:pPr>
               <w:pStyle w:val="Compact"/>
-              <w:jc w:val="left"/>
             </w:pPr>
             <w:r>
               <w:rPr>
@@ -9964,7 +9529,6 @@
           <w:p>
             <w:pPr>
               <w:pStyle w:val="Compact"/>
-              <w:jc w:val="left"/>
             </w:pPr>
             <w:r>
               <w:rPr>
@@ -9991,7 +9555,6 @@
           <w:p>
             <w:pPr>
               <w:pStyle w:val="Compact"/>
-              <w:jc w:val="left"/>
             </w:pPr>
             <w:r>
               <w:rPr>
@@ -10014,7 +9577,6 @@
           <w:p>
             <w:pPr>
               <w:pStyle w:val="Compact"/>
-              <w:jc w:val="left"/>
             </w:pPr>
             <w:r>
               <w:rPr>
@@ -10037,7 +9599,6 @@
           <w:p>
             <w:pPr>
               <w:pStyle w:val="Compact"/>
-              <w:jc w:val="left"/>
             </w:pPr>
             <w:r>
               <w:rPr>
@@ -10063,7 +9624,6 @@
           <w:p>
             <w:pPr>
               <w:pStyle w:val="Compact"/>
-              <w:jc w:val="left"/>
             </w:pPr>
             <w:r>
               <w:rPr>
@@ -10087,7 +9647,6 @@
           <w:p>
             <w:pPr>
               <w:pStyle w:val="Compact"/>
-              <w:jc w:val="left"/>
             </w:pPr>
             <w:r>
               <w:rPr>
@@ -10111,7 +9670,6 @@
           <w:p>
             <w:pPr>
               <w:pStyle w:val="Compact"/>
-              <w:jc w:val="left"/>
             </w:pPr>
             <w:r>
               <w:rPr>
@@ -10136,7 +9694,6 @@
           <w:p>
             <w:pPr>
               <w:pStyle w:val="Compact"/>
-              <w:jc w:val="left"/>
             </w:pPr>
             <w:r>
               <w:rPr>
@@ -10159,7 +9716,6 @@
           <w:p>
             <w:pPr>
               <w:pStyle w:val="Compact"/>
-              <w:jc w:val="left"/>
             </w:pPr>
             <w:r>
               <w:rPr>
@@ -10182,7 +9738,6 @@
           <w:p>
             <w:pPr>
               <w:pStyle w:val="Compact"/>
-              <w:jc w:val="left"/>
             </w:pPr>
             <w:r>
               <w:rPr>
@@ -10208,7 +9763,6 @@
           <w:p>
             <w:pPr>
               <w:pStyle w:val="Compact"/>
-              <w:jc w:val="left"/>
             </w:pPr>
             <w:r>
               <w:rPr>
@@ -10232,7 +9786,6 @@
           <w:p>
             <w:pPr>
               <w:pStyle w:val="Compact"/>
-              <w:jc w:val="left"/>
             </w:pPr>
             <w:r>
               <w:rPr>
@@ -10256,7 +9809,6 @@
           <w:p>
             <w:pPr>
               <w:pStyle w:val="Compact"/>
-              <w:jc w:val="left"/>
             </w:pPr>
             <w:r>
               <w:rPr>
@@ -10281,7 +9833,6 @@
           <w:p>
             <w:pPr>
               <w:pStyle w:val="Compact"/>
-              <w:jc w:val="left"/>
             </w:pPr>
             <w:r>
               <w:rPr>
@@ -10304,7 +9855,6 @@
           <w:p>
             <w:pPr>
               <w:pStyle w:val="Compact"/>
-              <w:jc w:val="left"/>
             </w:pPr>
             <w:r>
               <w:rPr>
@@ -10327,7 +9877,6 @@
           <w:p>
             <w:pPr>
               <w:pStyle w:val="Compact"/>
-              <w:jc w:val="left"/>
             </w:pPr>
             <w:r>
               <w:rPr>
@@ -10353,7 +9902,6 @@
           <w:p>
             <w:pPr>
               <w:pStyle w:val="Compact"/>
-              <w:jc w:val="left"/>
             </w:pPr>
             <w:r>
               <w:rPr>
@@ -10377,7 +9925,6 @@
           <w:p>
             <w:pPr>
               <w:pStyle w:val="Compact"/>
-              <w:jc w:val="left"/>
             </w:pPr>
             <w:r>
               <w:rPr>
@@ -10401,7 +9948,6 @@
           <w:p>
             <w:pPr>
               <w:pStyle w:val="Compact"/>
-              <w:jc w:val="left"/>
             </w:pPr>
             <w:r>
               <w:rPr>
@@ -10429,6 +9975,7 @@
         <w:tblStyle w:val="Table"/>
         <w:tblW w:type="pct" w:w="5000"/>
         <w:jc w:val="center"/>
+        <w:tblLayout w:type="fixed"/>
         <w:tblLook w:firstRow="1" w:lastRow="0" w:firstColumn="0" w:lastColumn="0" w:noHBand="0" w:noVBand="0" w:val="0020"/>
       </w:tblPr>
       <w:tblGrid>
@@ -10437,7 +9984,7 @@
       </w:tblGrid>
       <w:tr>
         <w:trPr>
-          <w:tblHeader w:val="true"/>
+          <w:tblHeader w:val="on"/>
         </w:trPr>
         <w:tc>
           <w:tcPr>
@@ -10452,7 +9999,6 @@
           <w:p>
             <w:pPr>
               <w:pStyle w:val="Compact"/>
-              <w:jc w:val="left"/>
             </w:pPr>
             <w:r>
               <w:rPr>
@@ -10478,7 +10024,6 @@
           <w:p>
             <w:pPr>
               <w:pStyle w:val="Compact"/>
-              <w:jc w:val="left"/>
             </w:pPr>
             <w:r>
               <w:rPr>
@@ -10505,7 +10050,6 @@
           <w:p>
             <w:pPr>
               <w:pStyle w:val="Compact"/>
-              <w:jc w:val="left"/>
             </w:pPr>
             <w:r>
               <w:rPr>
@@ -10528,7 +10072,6 @@
           <w:p>
             <w:pPr>
               <w:pStyle w:val="Compact"/>
-              <w:jc w:val="left"/>
             </w:pPr>
             <w:r>
               <w:rPr>
@@ -10554,7 +10097,6 @@
           <w:p>
             <w:pPr>
               <w:pStyle w:val="Compact"/>
-              <w:jc w:val="left"/>
             </w:pPr>
             <w:r>
               <w:rPr>
@@ -10578,7 +10120,6 @@
           <w:p>
             <w:pPr>
               <w:pStyle w:val="Compact"/>
-              <w:jc w:val="left"/>
             </w:pPr>
             <w:r>
               <w:rPr>
@@ -10603,7 +10144,6 @@
           <w:p>
             <w:pPr>
               <w:pStyle w:val="Compact"/>
-              <w:jc w:val="left"/>
             </w:pPr>
             <w:r>
               <w:rPr>
@@ -10626,7 +10166,6 @@
           <w:p>
             <w:pPr>
               <w:pStyle w:val="Compact"/>
-              <w:jc w:val="left"/>
             </w:pPr>
             <w:r>
               <w:rPr>
@@ -10652,7 +10191,6 @@
           <w:p>
             <w:pPr>
               <w:pStyle w:val="Compact"/>
-              <w:jc w:val="left"/>
             </w:pPr>
             <w:r>
               <w:rPr>
@@ -10676,7 +10214,6 @@
           <w:p>
             <w:pPr>
               <w:pStyle w:val="Compact"/>
-              <w:jc w:val="left"/>
             </w:pPr>
             <w:r>
               <w:rPr>
@@ -10701,7 +10238,6 @@
           <w:p>
             <w:pPr>
               <w:pStyle w:val="Compact"/>
-              <w:jc w:val="left"/>
             </w:pPr>
             <w:r>
               <w:rPr>
@@ -10724,7 +10260,6 @@
           <w:p>
             <w:pPr>
               <w:pStyle w:val="Compact"/>
-              <w:jc w:val="left"/>
             </w:pPr>
             <w:r>
               <w:rPr>
@@ -10750,7 +10285,6 @@
           <w:p>
             <w:pPr>
               <w:pStyle w:val="Compact"/>
-              <w:jc w:val="left"/>
             </w:pPr>
             <w:r>
               <w:rPr>
@@ -10774,7 +10308,6 @@
           <w:p>
             <w:pPr>
               <w:pStyle w:val="Compact"/>
-              <w:jc w:val="left"/>
             </w:pPr>
             <w:r>
               <w:rPr>
@@ -10799,7 +10332,6 @@
           <w:p>
             <w:pPr>
               <w:pStyle w:val="Compact"/>
-              <w:jc w:val="left"/>
             </w:pPr>
             <w:r>
               <w:rPr>
@@ -10822,7 +10354,6 @@
           <w:p>
             <w:pPr>
               <w:pStyle w:val="Compact"/>
-              <w:jc w:val="left"/>
             </w:pPr>
             <w:r>
               <w:rPr>
@@ -10906,8 +10437,8 @@
       </w:pPr>
       <w:r>
         <w:rPr>
+          <w:i/>
           <w:iCs/>
-          <w:i/>
         </w:rPr>
         <w:t xml:space="preserve">Figure 7</w:t>
       </w:r>
@@ -10980,6 +10511,7 @@
         <w:tblStyle w:val="Table"/>
         <w:tblW w:type="pct" w:w="5000"/>
         <w:jc w:val="center"/>
+        <w:tblLayout w:type="fixed"/>
         <w:tblLook w:firstRow="1" w:lastRow="0" w:firstColumn="0" w:lastColumn="0" w:noHBand="0" w:noVBand="0" w:val="0020"/>
       </w:tblPr>
       <w:tblGrid>
@@ -10991,7 +10523,7 @@
       </w:tblGrid>
       <w:tr>
         <w:trPr>
-          <w:tblHeader w:val="true"/>
+          <w:tblHeader w:val="on"/>
         </w:trPr>
         <w:tc>
           <w:tcPr>
@@ -11006,7 +10538,6 @@
           <w:p>
             <w:pPr>
               <w:pStyle w:val="Compact"/>
-              <w:jc w:val="left"/>
             </w:pPr>
             <w:r>
               <w:rPr>
@@ -11032,7 +10563,6 @@
           <w:p>
             <w:pPr>
               <w:pStyle w:val="Compact"/>
-              <w:jc w:val="left"/>
             </w:pPr>
             <w:r>
               <w:rPr>
@@ -11058,7 +10588,6 @@
           <w:p>
             <w:pPr>
               <w:pStyle w:val="Compact"/>
-              <w:jc w:val="left"/>
             </w:pPr>
             <w:r>
               <w:rPr>
@@ -11084,7 +10613,6 @@
           <w:p>
             <w:pPr>
               <w:pStyle w:val="Compact"/>
-              <w:jc w:val="left"/>
             </w:pPr>
             <w:r>
               <w:rPr>
@@ -11110,7 +10638,6 @@
           <w:p>
             <w:pPr>
               <w:pStyle w:val="Compact"/>
-              <w:jc w:val="left"/>
             </w:pPr>
             <w:r>
               <w:rPr>
@@ -11137,7 +10664,6 @@
           <w:p>
             <w:pPr>
               <w:pStyle w:val="Compact"/>
-              <w:jc w:val="left"/>
             </w:pPr>
             <w:r>
               <w:rPr>
@@ -11160,7 +10686,6 @@
           <w:p>
             <w:pPr>
               <w:pStyle w:val="Compact"/>
-              <w:jc w:val="left"/>
             </w:pPr>
             <w:r>
               <w:rPr>
@@ -11183,7 +10708,6 @@
           <w:p>
             <w:pPr>
               <w:pStyle w:val="Compact"/>
-              <w:jc w:val="left"/>
             </w:pPr>
             <w:r>
               <w:rPr>
@@ -11206,7 +10730,6 @@
           <w:p>
             <w:pPr>
               <w:pStyle w:val="Compact"/>
-              <w:jc w:val="left"/>
             </w:pPr>
             <w:r>
               <w:rPr>
@@ -11229,7 +10752,6 @@
           <w:p>
             <w:pPr>
               <w:pStyle w:val="Compact"/>
-              <w:jc w:val="left"/>
             </w:pPr>
             <w:r>
               <w:rPr>
@@ -11255,7 +10777,6 @@
           <w:p>
             <w:pPr>
               <w:pStyle w:val="Compact"/>
-              <w:jc w:val="left"/>
             </w:pPr>
             <w:r>
               <w:rPr>
@@ -11279,7 +10800,6 @@
           <w:p>
             <w:pPr>
               <w:pStyle w:val="Compact"/>
-              <w:jc w:val="left"/>
             </w:pPr>
             <w:r>
               <w:rPr>
@@ -11303,7 +10823,6 @@
           <w:p>
             <w:pPr>
               <w:pStyle w:val="Compact"/>
-              <w:jc w:val="left"/>
             </w:pPr>
             <w:r>
               <w:rPr>
@@ -11327,7 +10846,6 @@
           <w:p>
             <w:pPr>
               <w:pStyle w:val="Compact"/>
-              <w:jc w:val="left"/>
             </w:pPr>
             <w:r>
               <w:rPr>
@@ -11351,7 +10869,6 @@
           <w:p>
             <w:pPr>
               <w:pStyle w:val="Compact"/>
-              <w:jc w:val="left"/>
             </w:pPr>
             <w:r>
               <w:rPr>
@@ -11376,7 +10893,6 @@
           <w:p>
             <w:pPr>
               <w:pStyle w:val="Compact"/>
-              <w:jc w:val="left"/>
             </w:pPr>
             <w:r>
               <w:rPr>
@@ -11399,7 +10915,6 @@
           <w:p>
             <w:pPr>
               <w:pStyle w:val="Compact"/>
-              <w:jc w:val="left"/>
             </w:pPr>
             <w:r>
               <w:rPr>
@@ -11422,7 +10937,6 @@
           <w:p>
             <w:pPr>
               <w:pStyle w:val="Compact"/>
-              <w:jc w:val="left"/>
             </w:pPr>
             <w:r>
               <w:rPr>
@@ -11445,7 +10959,6 @@
           <w:p>
             <w:pPr>
               <w:pStyle w:val="Compact"/>
-              <w:jc w:val="left"/>
             </w:pPr>
             <w:r>
               <w:rPr>
@@ -11468,7 +10981,6 @@
           <w:p>
             <w:pPr>
               <w:pStyle w:val="Compact"/>
-              <w:jc w:val="left"/>
             </w:pPr>
             <w:r>
               <w:rPr>
@@ -11494,7 +11006,6 @@
           <w:p>
             <w:pPr>
               <w:pStyle w:val="Compact"/>
-              <w:jc w:val="left"/>
             </w:pPr>
             <w:r>
               <w:rPr>
@@ -11518,7 +11029,6 @@
           <w:p>
             <w:pPr>
               <w:pStyle w:val="Compact"/>
-              <w:jc w:val="left"/>
             </w:pPr>
             <w:r>
               <w:rPr>
@@ -11542,7 +11052,6 @@
           <w:p>
             <w:pPr>
               <w:pStyle w:val="Compact"/>
-              <w:jc w:val="left"/>
             </w:pPr>
             <w:r>
               <w:rPr>
@@ -11566,7 +11075,6 @@
           <w:p>
             <w:pPr>
               <w:pStyle w:val="Compact"/>
-              <w:jc w:val="left"/>
             </w:pPr>
             <w:r>
               <w:rPr>
@@ -11590,7 +11098,6 @@
           <w:p>
             <w:pPr>
               <w:pStyle w:val="Compact"/>
-              <w:jc w:val="left"/>
             </w:pPr>
             <w:r>
               <w:rPr>
@@ -11615,7 +11122,6 @@
           <w:p>
             <w:pPr>
               <w:pStyle w:val="Compact"/>
-              <w:jc w:val="left"/>
             </w:pPr>
             <w:r>
               <w:rPr>
@@ -11638,7 +11144,6 @@
           <w:p>
             <w:pPr>
               <w:pStyle w:val="Compact"/>
-              <w:jc w:val="left"/>
             </w:pPr>
             <w:r>
               <w:rPr>
@@ -11661,7 +11166,6 @@
           <w:p>
             <w:pPr>
               <w:pStyle w:val="Compact"/>
-              <w:jc w:val="left"/>
             </w:pPr>
             <w:r>
               <w:rPr>
@@ -11684,7 +11188,6 @@
           <w:p>
             <w:pPr>
               <w:pStyle w:val="Compact"/>
-              <w:jc w:val="left"/>
             </w:pPr>
             <w:r>
               <w:rPr>
@@ -11707,7 +11210,6 @@
           <w:p>
             <w:pPr>
               <w:pStyle w:val="Compact"/>
-              <w:jc w:val="left"/>
             </w:pPr>
             <w:r>
               <w:rPr>
@@ -11733,7 +11235,6 @@
           <w:p>
             <w:pPr>
               <w:pStyle w:val="Compact"/>
-              <w:jc w:val="left"/>
             </w:pPr>
             <w:r>
               <w:rPr>
@@ -11757,7 +11258,6 @@
           <w:p>
             <w:pPr>
               <w:pStyle w:val="Compact"/>
-              <w:jc w:val="left"/>
             </w:pPr>
             <w:r>
               <w:rPr>
@@ -11781,7 +11281,6 @@
           <w:p>
             <w:pPr>
               <w:pStyle w:val="Compact"/>
-              <w:jc w:val="left"/>
             </w:pPr>
             <w:r>
               <w:rPr>
@@ -11805,7 +11304,6 @@
           <w:p>
             <w:pPr>
               <w:pStyle w:val="Compact"/>
-              <w:jc w:val="left"/>
             </w:pPr>
             <w:r>
               <w:rPr>
@@ -11829,7 +11327,6 @@
           <w:p>
             <w:pPr>
               <w:pStyle w:val="Compact"/>
-              <w:jc w:val="left"/>
             </w:pPr>
             <w:r>
               <w:rPr>
@@ -11854,7 +11351,6 @@
           <w:p>
             <w:pPr>
               <w:pStyle w:val="Compact"/>
-              <w:jc w:val="left"/>
             </w:pPr>
             <w:r>
               <w:rPr>
@@ -11877,7 +11373,6 @@
           <w:p>
             <w:pPr>
               <w:pStyle w:val="Compact"/>
-              <w:jc w:val="left"/>
             </w:pPr>
             <w:r>
               <w:rPr>
@@ -11900,7 +11395,6 @@
           <w:p>
             <w:pPr>
               <w:pStyle w:val="Compact"/>
-              <w:jc w:val="left"/>
             </w:pPr>
             <w:r>
               <w:rPr>
@@ -11923,7 +11417,6 @@
           <w:p>
             <w:pPr>
               <w:pStyle w:val="Compact"/>
-              <w:jc w:val="left"/>
             </w:pPr>
             <w:r>
               <w:rPr>
@@ -11946,7 +11439,6 @@
           <w:p>
             <w:pPr>
               <w:pStyle w:val="Compact"/>
-              <w:jc w:val="left"/>
             </w:pPr>
             <w:r>
               <w:rPr>
@@ -11972,7 +11464,6 @@
           <w:p>
             <w:pPr>
               <w:pStyle w:val="Compact"/>
-              <w:jc w:val="left"/>
             </w:pPr>
             <w:r>
               <w:rPr>
@@ -11996,7 +11487,6 @@
           <w:p>
             <w:pPr>
               <w:pStyle w:val="Compact"/>
-              <w:jc w:val="left"/>
             </w:pPr>
             <w:r>
               <w:rPr>
@@ -12020,7 +11510,6 @@
           <w:p>
             <w:pPr>
               <w:pStyle w:val="Compact"/>
-              <w:jc w:val="left"/>
             </w:pPr>
             <w:r>
               <w:rPr>
@@ -12044,7 +11533,6 @@
           <w:p>
             <w:pPr>
               <w:pStyle w:val="Compact"/>
-              <w:jc w:val="left"/>
             </w:pPr>
             <w:r>
               <w:rPr>
@@ -12068,7 +11556,6 @@
           <w:p>
             <w:pPr>
               <w:pStyle w:val="Compact"/>
-              <w:jc w:val="left"/>
             </w:pPr>
             <w:r>
               <w:rPr>
@@ -12093,7 +11580,6 @@
           <w:p>
             <w:pPr>
               <w:pStyle w:val="Compact"/>
-              <w:jc w:val="left"/>
             </w:pPr>
             <w:r>
               <w:rPr>
@@ -12116,7 +11602,6 @@
           <w:p>
             <w:pPr>
               <w:pStyle w:val="Compact"/>
-              <w:jc w:val="left"/>
             </w:pPr>
             <w:r>
               <w:rPr>
@@ -12139,7 +11624,6 @@
           <w:p>
             <w:pPr>
               <w:pStyle w:val="Compact"/>
-              <w:jc w:val="left"/>
             </w:pPr>
             <w:r>
               <w:rPr>
@@ -12162,7 +11646,6 @@
           <w:p>
             <w:pPr>
               <w:pStyle w:val="Compact"/>
-              <w:jc w:val="left"/>
             </w:pPr>
             <w:r>
               <w:rPr>
@@ -12185,7 +11668,6 @@
           <w:p>
             <w:pPr>
               <w:pStyle w:val="Compact"/>
-              <w:jc w:val="left"/>
             </w:pPr>
             <w:r>
               <w:rPr>
@@ -12211,7 +11693,6 @@
           <w:p>
             <w:pPr>
               <w:pStyle w:val="Compact"/>
-              <w:jc w:val="left"/>
             </w:pPr>
             <w:r>
               <w:rPr>
@@ -12235,7 +11716,6 @@
           <w:p>
             <w:pPr>
               <w:pStyle w:val="Compact"/>
-              <w:jc w:val="left"/>
             </w:pPr>
             <w:r>
               <w:rPr>
@@ -12259,7 +11739,6 @@
           <w:p>
             <w:pPr>
               <w:pStyle w:val="Compact"/>
-              <w:jc w:val="left"/>
             </w:pPr>
             <w:r>
               <w:rPr>
@@ -12283,7 +11762,6 @@
           <w:p>
             <w:pPr>
               <w:pStyle w:val="Compact"/>
-              <w:jc w:val="left"/>
             </w:pPr>
             <w:r>
               <w:rPr>
@@ -12307,7 +11785,6 @@
           <w:p>
             <w:pPr>
               <w:pStyle w:val="Compact"/>
-              <w:jc w:val="left"/>
             </w:pPr>
             <w:r>
               <w:rPr>
@@ -12332,7 +11809,6 @@
           <w:p>
             <w:pPr>
               <w:pStyle w:val="Compact"/>
-              <w:jc w:val="left"/>
             </w:pPr>
             <w:r>
               <w:rPr>
@@ -12355,7 +11831,6 @@
           <w:p>
             <w:pPr>
               <w:pStyle w:val="Compact"/>
-              <w:jc w:val="left"/>
             </w:pPr>
             <w:r>
               <w:rPr>
@@ -12378,7 +11853,6 @@
           <w:p>
             <w:pPr>
               <w:pStyle w:val="Compact"/>
-              <w:jc w:val="left"/>
             </w:pPr>
             <w:r>
               <w:rPr>
@@ -12401,7 +11875,6 @@
           <w:p>
             <w:pPr>
               <w:pStyle w:val="Compact"/>
-              <w:jc w:val="left"/>
             </w:pPr>
             <w:r>
               <w:rPr>
@@ -12424,7 +11897,6 @@
           <w:p>
             <w:pPr>
               <w:pStyle w:val="Compact"/>
-              <w:jc w:val="left"/>
             </w:pPr>
             <w:r>
               <w:rPr>
@@ -12450,7 +11922,6 @@
           <w:p>
             <w:pPr>
               <w:pStyle w:val="Compact"/>
-              <w:jc w:val="left"/>
             </w:pPr>
             <w:r>
               <w:rPr>
@@ -12474,7 +11945,6 @@
           <w:p>
             <w:pPr>
               <w:pStyle w:val="Compact"/>
-              <w:jc w:val="left"/>
             </w:pPr>
             <w:r>
               <w:rPr>
@@ -12498,7 +11968,6 @@
           <w:p>
             <w:pPr>
               <w:pStyle w:val="Compact"/>
-              <w:jc w:val="left"/>
             </w:pPr>
             <w:r>
               <w:rPr>
@@ -12522,7 +11991,6 @@
           <w:p>
             <w:pPr>
               <w:pStyle w:val="Compact"/>
-              <w:jc w:val="left"/>
             </w:pPr>
             <w:r>
               <w:rPr>
@@ -12546,7 +12014,6 @@
           <w:p>
             <w:pPr>
               <w:pStyle w:val="Compact"/>
-              <w:jc w:val="left"/>
             </w:pPr>
             <w:r>
               <w:rPr>
@@ -12571,7 +12038,6 @@
           <w:p>
             <w:pPr>
               <w:pStyle w:val="Compact"/>
-              <w:jc w:val="left"/>
             </w:pPr>
             <w:r>
               <w:rPr>
@@ -12594,7 +12060,6 @@
           <w:p>
             <w:pPr>
               <w:pStyle w:val="Compact"/>
-              <w:jc w:val="left"/>
             </w:pPr>
             <w:r>
               <w:rPr>
@@ -12617,7 +12082,6 @@
           <w:p>
             <w:pPr>
               <w:pStyle w:val="Compact"/>
-              <w:jc w:val="left"/>
             </w:pPr>
             <w:r>
               <w:rPr>
@@ -12640,7 +12104,6 @@
           <w:p>
             <w:pPr>
               <w:pStyle w:val="Compact"/>
-              <w:jc w:val="left"/>
             </w:pPr>
             <w:r>
               <w:rPr>
@@ -12663,7 +12126,6 @@
           <w:p>
             <w:pPr>
               <w:pStyle w:val="Compact"/>
-              <w:jc w:val="left"/>
             </w:pPr>
             <w:r>
               <w:rPr>
@@ -12689,7 +12151,6 @@
           <w:p>
             <w:pPr>
               <w:pStyle w:val="Compact"/>
-              <w:jc w:val="left"/>
             </w:pPr>
             <w:r>
               <w:rPr>
@@ -12713,7 +12174,6 @@
           <w:p>
             <w:pPr>
               <w:pStyle w:val="Compact"/>
-              <w:jc w:val="left"/>
             </w:pPr>
             <w:r>
               <w:rPr>
@@ -12737,7 +12197,6 @@
           <w:p>
             <w:pPr>
               <w:pStyle w:val="Compact"/>
-              <w:jc w:val="left"/>
             </w:pPr>
             <w:r>
               <w:rPr>
@@ -12761,7 +12220,6 @@
           <w:p>
             <w:pPr>
               <w:pStyle w:val="Compact"/>
-              <w:jc w:val="left"/>
             </w:pPr>
             <w:r>
               <w:rPr>
@@ -12785,7 +12243,6 @@
           <w:p>
             <w:pPr>
               <w:pStyle w:val="Compact"/>
-              <w:jc w:val="left"/>
             </w:pPr>
             <w:r>
               <w:rPr>
@@ -12874,6 +12331,7 @@
         <w:tblStyle w:val="Table"/>
         <w:tblW w:type="pct" w:w="5000"/>
         <w:jc w:val="center"/>
+        <w:tblLayout w:type="fixed"/>
         <w:tblLook w:firstRow="1" w:lastRow="0" w:firstColumn="0" w:lastColumn="0" w:noHBand="0" w:noVBand="0" w:val="0020"/>
       </w:tblPr>
       <w:tblGrid>
@@ -12883,7 +12341,7 @@
       </w:tblGrid>
       <w:tr>
         <w:trPr>
-          <w:tblHeader w:val="true"/>
+          <w:tblHeader w:val="on"/>
         </w:trPr>
         <w:tc>
           <w:tcPr>
@@ -12898,7 +12356,6 @@
           <w:p>
             <w:pPr>
               <w:pStyle w:val="Compact"/>
-              <w:jc w:val="left"/>
             </w:pPr>
             <w:r>
               <w:rPr>
@@ -12924,7 +12381,6 @@
           <w:p>
             <w:pPr>
               <w:pStyle w:val="Compact"/>
-              <w:jc w:val="left"/>
             </w:pPr>
             <w:r>
               <w:rPr>
@@ -12950,7 +12406,6 @@
           <w:p>
             <w:pPr>
               <w:pStyle w:val="Compact"/>
-              <w:jc w:val="left"/>
             </w:pPr>
             <w:r>
               <w:rPr>
@@ -12977,7 +12432,6 @@
           <w:p>
             <w:pPr>
               <w:pStyle w:val="Compact"/>
-              <w:jc w:val="left"/>
             </w:pPr>
             <w:r>
               <w:rPr>
@@ -13000,7 +12454,6 @@
           <w:p>
             <w:pPr>
               <w:pStyle w:val="Compact"/>
-              <w:jc w:val="left"/>
             </w:pPr>
             <w:r>
               <w:rPr>
@@ -13023,7 +12476,6 @@
           <w:p>
             <w:pPr>
               <w:pStyle w:val="Compact"/>
-              <w:jc w:val="left"/>
             </w:pPr>
             <w:r>
               <w:rPr>
@@ -13049,7 +12501,6 @@
           <w:p>
             <w:pPr>
               <w:pStyle w:val="Compact"/>
-              <w:jc w:val="left"/>
             </w:pPr>
             <w:r>
               <w:rPr>
@@ -13073,7 +12524,6 @@
           <w:p>
             <w:pPr>
               <w:pStyle w:val="Compact"/>
-              <w:jc w:val="left"/>
             </w:pPr>
             <w:r>
               <w:rPr>
@@ -13097,7 +12547,6 @@
           <w:p>
             <w:pPr>
               <w:pStyle w:val="Compact"/>
-              <w:jc w:val="left"/>
             </w:pPr>
             <w:r>
               <w:rPr>
@@ -13122,7 +12571,6 @@
           <w:p>
             <w:pPr>
               <w:pStyle w:val="Compact"/>
-              <w:jc w:val="left"/>
             </w:pPr>
             <w:r>
               <w:rPr>
@@ -13145,7 +12593,6 @@
           <w:p>
             <w:pPr>
               <w:pStyle w:val="Compact"/>
-              <w:jc w:val="left"/>
             </w:pPr>
             <w:r>
               <w:rPr>
@@ -13168,7 +12615,6 @@
           <w:p>
             <w:pPr>
               <w:pStyle w:val="Compact"/>
-              <w:jc w:val="left"/>
             </w:pPr>
             <w:r>
               <w:rPr>
@@ -13194,7 +12640,6 @@
           <w:p>
             <w:pPr>
               <w:pStyle w:val="Compact"/>
-              <w:jc w:val="left"/>
             </w:pPr>
             <w:r>
               <w:rPr>
@@ -13218,7 +12663,6 @@
           <w:p>
             <w:pPr>
               <w:pStyle w:val="Compact"/>
-              <w:jc w:val="left"/>
             </w:pPr>
             <w:r>
               <w:rPr>
@@ -13242,7 +12686,6 @@
           <w:p>
             <w:pPr>
               <w:pStyle w:val="Compact"/>
-              <w:jc w:val="left"/>
             </w:pPr>
             <w:r>
               <w:rPr>
@@ -13267,7 +12710,6 @@
           <w:p>
             <w:pPr>
               <w:pStyle w:val="Compact"/>
-              <w:jc w:val="left"/>
             </w:pPr>
             <w:r>
               <w:rPr>
@@ -13290,7 +12732,6 @@
           <w:p>
             <w:pPr>
               <w:pStyle w:val="Compact"/>
-              <w:jc w:val="left"/>
             </w:pPr>
             <w:r>
               <w:rPr>
@@ -13313,7 +12754,6 @@
           <w:p>
             <w:pPr>
               <w:pStyle w:val="Compact"/>
-              <w:jc w:val="left"/>
             </w:pPr>
             <w:r>
               <w:rPr>
@@ -13339,7 +12779,6 @@
           <w:p>
             <w:pPr>
               <w:pStyle w:val="Compact"/>
-              <w:jc w:val="left"/>
             </w:pPr>
             <w:r>
               <w:rPr>
@@ -13363,7 +12802,6 @@
           <w:p>
             <w:pPr>
               <w:pStyle w:val="Compact"/>
-              <w:jc w:val="left"/>
             </w:pPr>
             <w:r>
               <w:rPr>
@@ -13387,7 +12825,6 @@
           <w:p>
             <w:pPr>
               <w:pStyle w:val="Compact"/>
-              <w:jc w:val="left"/>
             </w:pPr>
             <w:r>
               <w:rPr>
@@ -13412,7 +12849,6 @@
           <w:p>
             <w:pPr>
               <w:pStyle w:val="Compact"/>
-              <w:jc w:val="left"/>
             </w:pPr>
             <w:r>
               <w:rPr>
@@ -13435,7 +12871,6 @@
           <w:p>
             <w:pPr>
               <w:pStyle w:val="Compact"/>
-              <w:jc w:val="left"/>
             </w:pPr>
             <w:r>
               <w:rPr>
@@ -13458,7 +12893,6 @@
           <w:p>
             <w:pPr>
               <w:pStyle w:val="Compact"/>
-              <w:jc w:val="left"/>
             </w:pPr>
             <w:r>
               <w:rPr>
@@ -13484,7 +12918,6 @@
           <w:p>
             <w:pPr>
               <w:pStyle w:val="Compact"/>
-              <w:jc w:val="left"/>
             </w:pPr>
             <w:r>
               <w:rPr>
@@ -13508,7 +12941,6 @@
           <w:p>
             <w:pPr>
               <w:pStyle w:val="Compact"/>
-              <w:jc w:val="left"/>
             </w:pPr>
             <w:r>
               <w:rPr>
@@ -13532,7 +12964,6 @@
           <w:p>
             <w:pPr>
               <w:pStyle w:val="Compact"/>
-              <w:jc w:val="left"/>
             </w:pPr>
             <w:r>
               <w:rPr>
@@ -13557,7 +12988,6 @@
           <w:p>
             <w:pPr>
               <w:pStyle w:val="Compact"/>
-              <w:jc w:val="left"/>
             </w:pPr>
             <w:r>
               <w:rPr>
@@ -13580,7 +13010,6 @@
           <w:p>
             <w:pPr>
               <w:pStyle w:val="Compact"/>
-              <w:jc w:val="left"/>
             </w:pPr>
             <w:r>
               <w:rPr>
@@ -13603,7 +13032,6 @@
           <w:p>
             <w:pPr>
               <w:pStyle w:val="Compact"/>
-              <w:jc w:val="left"/>
             </w:pPr>
             <w:r>
               <w:rPr>
@@ -13684,6 +13112,7 @@
         <w:tblStyle w:val="Table"/>
         <w:tblW w:type="pct" w:w="5000"/>
         <w:jc w:val="center"/>
+        <w:tblLayout w:type="fixed"/>
         <w:tblLook w:firstRow="1" w:lastRow="0" w:firstColumn="0" w:lastColumn="0" w:noHBand="0" w:noVBand="0" w:val="0020"/>
       </w:tblPr>
       <w:tblGrid>
@@ -13693,7 +13122,7 @@
       </w:tblGrid>
       <w:tr>
         <w:trPr>
-          <w:tblHeader w:val="true"/>
+          <w:tblHeader w:val="on"/>
         </w:trPr>
         <w:tc>
           <w:tcPr>
@@ -13708,7 +13137,6 @@
           <w:p>
             <w:pPr>
               <w:pStyle w:val="Compact"/>
-              <w:jc w:val="left"/>
             </w:pPr>
             <w:r>
               <w:rPr>
@@ -13734,7 +13162,6 @@
           <w:p>
             <w:pPr>
               <w:pStyle w:val="Compact"/>
-              <w:jc w:val="left"/>
             </w:pPr>
             <w:r>
               <w:rPr>
@@ -13760,7 +13187,6 @@
           <w:p>
             <w:pPr>
               <w:pStyle w:val="Compact"/>
-              <w:jc w:val="left"/>
             </w:pPr>
             <w:r>
               <w:rPr>
@@ -13787,7 +13213,6 @@
           <w:p>
             <w:pPr>
               <w:pStyle w:val="Compact"/>
-              <w:jc w:val="left"/>
             </w:pPr>
             <w:r>
               <w:rPr>
@@ -13810,7 +13235,6 @@
           <w:p>
             <w:pPr>
               <w:pStyle w:val="Compact"/>
-              <w:jc w:val="left"/>
             </w:pPr>
             <w:r>
               <w:rPr>
@@ -13833,7 +13257,6 @@
           <w:p>
             <w:pPr>
               <w:pStyle w:val="Compact"/>
-              <w:jc w:val="left"/>
             </w:pPr>
             <w:r>
               <w:rPr>
@@ -13859,7 +13282,6 @@
           <w:p>
             <w:pPr>
               <w:pStyle w:val="Compact"/>
-              <w:jc w:val="left"/>
             </w:pPr>
             <w:r>
               <w:rPr>
@@ -13883,7 +13305,6 @@
           <w:p>
             <w:pPr>
               <w:pStyle w:val="Compact"/>
-              <w:jc w:val="left"/>
             </w:pPr>
             <w:r>
               <w:rPr>
@@ -13907,7 +13328,6 @@
           <w:p>
             <w:pPr>
               <w:pStyle w:val="Compact"/>
-              <w:jc w:val="left"/>
             </w:pPr>
             <w:r>
               <w:rPr>
@@ -13932,7 +13352,6 @@
           <w:p>
             <w:pPr>
               <w:pStyle w:val="Compact"/>
-              <w:jc w:val="left"/>
             </w:pPr>
             <w:r>
               <w:rPr>
@@ -13955,7 +13374,6 @@
           <w:p>
             <w:pPr>
               <w:pStyle w:val="Compact"/>
-              <w:jc w:val="left"/>
             </w:pPr>
             <w:r>
               <w:rPr>
@@ -13978,7 +13396,6 @@
           <w:p>
             <w:pPr>
               <w:pStyle w:val="Compact"/>
-              <w:jc w:val="left"/>
             </w:pPr>
             <w:r>
               <w:rPr>
@@ -14004,7 +13421,6 @@
           <w:p>
             <w:pPr>
               <w:pStyle w:val="Compact"/>
-              <w:jc w:val="left"/>
             </w:pPr>
             <w:r>
               <w:rPr>
@@ -14028,7 +13444,6 @@
           <w:p>
             <w:pPr>
               <w:pStyle w:val="Compact"/>
-              <w:jc w:val="left"/>
             </w:pPr>
             <w:r>
               <w:rPr>
@@ -14052,7 +13467,6 @@
           <w:p>
             <w:pPr>
               <w:pStyle w:val="Compact"/>
-              <w:jc w:val="left"/>
             </w:pPr>
             <w:r>
               <w:rPr>
@@ -14077,7 +13491,6 @@
           <w:p>
             <w:pPr>
               <w:pStyle w:val="Compact"/>
-              <w:jc w:val="left"/>
             </w:pPr>
             <w:r>
               <w:rPr>
@@ -14100,7 +13513,6 @@
           <w:p>
             <w:pPr>
               <w:pStyle w:val="Compact"/>
-              <w:jc w:val="left"/>
             </w:pPr>
             <w:r>
               <w:rPr>
@@ -14123,7 +13535,6 @@
           <w:p>
             <w:pPr>
               <w:pStyle w:val="Compact"/>
-              <w:jc w:val="left"/>
             </w:pPr>
             <w:r>
               <w:rPr>
@@ -14149,7 +13560,6 @@
           <w:p>
             <w:pPr>
               <w:pStyle w:val="Compact"/>
-              <w:jc w:val="left"/>
             </w:pPr>
             <w:r>
               <w:rPr>
@@ -14173,7 +13583,6 @@
           <w:p>
             <w:pPr>
               <w:pStyle w:val="Compact"/>
-              <w:jc w:val="left"/>
             </w:pPr>
             <w:r>
               <w:rPr>
@@ -14197,7 +13606,6 @@
           <w:p>
             <w:pPr>
               <w:pStyle w:val="Compact"/>
-              <w:jc w:val="left"/>
             </w:pPr>
             <w:r>
               <w:rPr>
@@ -14222,7 +13630,6 @@
           <w:p>
             <w:pPr>
               <w:pStyle w:val="Compact"/>
-              <w:jc w:val="left"/>
             </w:pPr>
             <w:r>
               <w:rPr>
@@ -14245,7 +13652,6 @@
           <w:p>
             <w:pPr>
               <w:pStyle w:val="Compact"/>
-              <w:jc w:val="left"/>
             </w:pPr>
             <w:r>
               <w:rPr>
@@ -14268,7 +13674,6 @@
           <w:p>
             <w:pPr>
               <w:pStyle w:val="Compact"/>
-              <w:jc w:val="left"/>
             </w:pPr>
             <w:r>
               <w:rPr>
@@ -14294,7 +13699,6 @@
           <w:p>
             <w:pPr>
               <w:pStyle w:val="Compact"/>
-              <w:jc w:val="left"/>
             </w:pPr>
             <w:r>
               <w:rPr>
@@ -14318,7 +13722,6 @@
           <w:p>
             <w:pPr>
               <w:pStyle w:val="Compact"/>
-              <w:jc w:val="left"/>
             </w:pPr>
             <w:r>
               <w:rPr>
@@ -14342,7 +13745,6 @@
           <w:p>
             <w:pPr>
               <w:pStyle w:val="Compact"/>
-              <w:jc w:val="left"/>
             </w:pPr>
             <w:r>
               <w:rPr>
@@ -14370,6 +13772,7 @@
         <w:tblStyle w:val="Table"/>
         <w:tblW w:type="pct" w:w="5000"/>
         <w:jc w:val="center"/>
+        <w:tblLayout w:type="fixed"/>
         <w:tblLook w:firstRow="1" w:lastRow="0" w:firstColumn="0" w:lastColumn="0" w:noHBand="0" w:noVBand="0" w:val="0020"/>
       </w:tblPr>
       <w:tblGrid>
@@ -14378,7 +13781,7 @@
       </w:tblGrid>
       <w:tr>
         <w:trPr>
-          <w:tblHeader w:val="true"/>
+          <w:tblHeader w:val="on"/>
         </w:trPr>
         <w:tc>
           <w:tcPr>
@@ -14393,7 +13796,6 @@
           <w:p>
             <w:pPr>
               <w:pStyle w:val="Compact"/>
-              <w:jc w:val="left"/>
             </w:pPr>
             <w:r>
               <w:rPr>
@@ -14419,7 +13821,6 @@
           <w:p>
             <w:pPr>
               <w:pStyle w:val="Compact"/>
-              <w:jc w:val="left"/>
             </w:pPr>
             <w:r>
               <w:rPr>
@@ -14446,7 +13847,6 @@
           <w:p>
             <w:pPr>
               <w:pStyle w:val="Compact"/>
-              <w:jc w:val="left"/>
             </w:pPr>
             <w:r>
               <w:rPr>
@@ -14469,7 +13869,6 @@
           <w:p>
             <w:pPr>
               <w:pStyle w:val="Compact"/>
-              <w:jc w:val="left"/>
             </w:pPr>
             <w:r>
               <w:rPr>
@@ -14495,7 +13894,6 @@
           <w:p>
             <w:pPr>
               <w:pStyle w:val="Compact"/>
-              <w:jc w:val="left"/>
             </w:pPr>
             <w:r>
               <w:rPr>
@@ -14519,7 +13917,6 @@
           <w:p>
             <w:pPr>
               <w:pStyle w:val="Compact"/>
-              <w:jc w:val="left"/>
             </w:pPr>
             <w:r>
               <w:rPr>
@@ -14544,7 +13941,6 @@
           <w:p>
             <w:pPr>
               <w:pStyle w:val="Compact"/>
-              <w:jc w:val="left"/>
             </w:pPr>
             <w:r>
               <w:rPr>
@@ -14567,7 +13963,6 @@
           <w:p>
             <w:pPr>
               <w:pStyle w:val="Compact"/>
-              <w:jc w:val="left"/>
             </w:pPr>
             <w:r>
               <w:rPr>
@@ -14593,7 +13988,6 @@
           <w:p>
             <w:pPr>
               <w:pStyle w:val="Compact"/>
-              <w:jc w:val="left"/>
             </w:pPr>
             <w:r>
               <w:rPr>
@@ -14617,7 +14011,6 @@
           <w:p>
             <w:pPr>
               <w:pStyle w:val="Compact"/>
-              <w:jc w:val="left"/>
             </w:pPr>
             <w:r>
               <w:rPr>
@@ -14642,7 +14035,6 @@
           <w:p>
             <w:pPr>
               <w:pStyle w:val="Compact"/>
-              <w:jc w:val="left"/>
             </w:pPr>
             <w:r>
               <w:rPr>
@@ -14665,7 +14057,6 @@
           <w:p>
             <w:pPr>
               <w:pStyle w:val="Compact"/>
-              <w:jc w:val="left"/>
             </w:pPr>
             <w:r>
               <w:rPr>
@@ -14701,6 +14092,7 @@
         <w:tblStyle w:val="Table"/>
         <w:tblW w:type="pct" w:w="5000"/>
         <w:jc w:val="center"/>
+        <w:tblLayout w:type="fixed"/>
         <w:tblLook w:firstRow="1" w:lastRow="0" w:firstColumn="0" w:lastColumn="0" w:noHBand="0" w:noVBand="0" w:val="0020"/>
       </w:tblPr>
       <w:tblGrid>
@@ -14709,7 +14101,7 @@
       </w:tblGrid>
       <w:tr>
         <w:trPr>
-          <w:tblHeader w:val="true"/>
+          <w:tblHeader w:val="on"/>
         </w:trPr>
         <w:tc>
           <w:tcPr>
@@ -14724,7 +14116,6 @@
           <w:p>
             <w:pPr>
               <w:pStyle w:val="Compact"/>
-              <w:jc w:val="left"/>
             </w:pPr>
             <w:r>
               <w:rPr>
@@ -14750,7 +14141,6 @@
           <w:p>
             <w:pPr>
               <w:pStyle w:val="Compact"/>
-              <w:jc w:val="left"/>
             </w:pPr>
             <w:r>
               <w:rPr>
@@ -14777,7 +14167,6 @@
           <w:p>
             <w:pPr>
               <w:pStyle w:val="Compact"/>
-              <w:jc w:val="left"/>
             </w:pPr>
             <w:r>
               <w:rPr>
@@ -14800,7 +14189,6 @@
           <w:p>
             <w:pPr>
               <w:pStyle w:val="Compact"/>
-              <w:jc w:val="left"/>
             </w:pPr>
             <w:r>
               <w:rPr>
@@ -14826,7 +14214,6 @@
           <w:p>
             <w:pPr>
               <w:pStyle w:val="Compact"/>
-              <w:jc w:val="left"/>
             </w:pPr>
             <w:r>
               <w:rPr>
@@ -14850,7 +14237,6 @@
           <w:p>
             <w:pPr>
               <w:pStyle w:val="Compact"/>
-              <w:jc w:val="left"/>
             </w:pPr>
             <w:r>
               <w:rPr>
@@ -14875,7 +14261,6 @@
           <w:p>
             <w:pPr>
               <w:pStyle w:val="Compact"/>
-              <w:jc w:val="left"/>
             </w:pPr>
             <w:r>
               <w:rPr>
@@ -14898,7 +14283,6 @@
           <w:p>
             <w:pPr>
               <w:pStyle w:val="Compact"/>
-              <w:jc w:val="left"/>
             </w:pPr>
             <w:r>
               <w:rPr>
@@ -14924,7 +14308,6 @@
           <w:p>
             <w:pPr>
               <w:pStyle w:val="Compact"/>
-              <w:jc w:val="left"/>
             </w:pPr>
             <w:r>
               <w:rPr>
@@ -14948,7 +14331,6 @@
           <w:p>
             <w:pPr>
               <w:pStyle w:val="Compact"/>
-              <w:jc w:val="left"/>
             </w:pPr>
             <w:r>
               <w:rPr>
@@ -14973,7 +14355,6 @@
           <w:p>
             <w:pPr>
               <w:pStyle w:val="Compact"/>
-              <w:jc w:val="left"/>
             </w:pPr>
             <w:r>
               <w:rPr>
@@ -14996,7 +14377,6 @@
           <w:p>
             <w:pPr>
               <w:pStyle w:val="Compact"/>
-              <w:jc w:val="left"/>
             </w:pPr>
             <w:r>
               <w:rPr>
@@ -15022,7 +14402,6 @@
           <w:p>
             <w:pPr>
               <w:pStyle w:val="Compact"/>
-              <w:jc w:val="left"/>
             </w:pPr>
             <w:r>
               <w:rPr>
@@ -15046,7 +14425,6 @@
           <w:p>
             <w:pPr>
               <w:pStyle w:val="Compact"/>
-              <w:jc w:val="left"/>
             </w:pPr>
             <w:r>
               <w:rPr>
@@ -15071,7 +14449,6 @@
           <w:p>
             <w:pPr>
               <w:pStyle w:val="Compact"/>
-              <w:jc w:val="left"/>
             </w:pPr>
             <w:r>
               <w:rPr>
@@ -15094,7 +14471,6 @@
           <w:p>
             <w:pPr>
               <w:pStyle w:val="Compact"/>
-              <w:jc w:val="left"/>
             </w:pPr>
             <w:r>
               <w:rPr>
@@ -15120,7 +14496,6 @@
           <w:p>
             <w:pPr>
               <w:pStyle w:val="Compact"/>
-              <w:jc w:val="left"/>
             </w:pPr>
             <w:r>
               <w:rPr>
@@ -15144,7 +14519,6 @@
           <w:p>
             <w:pPr>
               <w:pStyle w:val="Compact"/>
-              <w:jc w:val="left"/>
             </w:pPr>
             <w:r>
               <w:rPr>
@@ -15169,7 +14543,6 @@
           <w:p>
             <w:pPr>
               <w:pStyle w:val="Compact"/>
-              <w:jc w:val="left"/>
             </w:pPr>
             <w:r>
               <w:rPr>
@@ -15192,7 +14565,6 @@
           <w:p>
             <w:pPr>
               <w:pStyle w:val="Compact"/>
-              <w:jc w:val="left"/>
             </w:pPr>
             <w:r>
               <w:rPr>
@@ -15218,7 +14590,6 @@
           <w:p>
             <w:pPr>
               <w:pStyle w:val="Compact"/>
-              <w:jc w:val="left"/>
             </w:pPr>
             <w:r>
               <w:rPr>
@@ -15242,7 +14613,6 @@
           <w:p>
             <w:pPr>
               <w:pStyle w:val="Compact"/>
-              <w:jc w:val="left"/>
             </w:pPr>
             <w:r>
               <w:rPr>
@@ -15267,7 +14637,6 @@
           <w:p>
             <w:pPr>
               <w:pStyle w:val="Compact"/>
-              <w:jc w:val="left"/>
             </w:pPr>
             <w:r>
               <w:rPr>
@@ -15290,7 +14659,6 @@
           <w:p>
             <w:pPr>
               <w:pStyle w:val="Compact"/>
-              <w:jc w:val="left"/>
             </w:pPr>
             <w:r>
               <w:rPr>
@@ -15316,7 +14684,6 @@
           <w:p>
             <w:pPr>
               <w:pStyle w:val="Compact"/>
-              <w:jc w:val="left"/>
             </w:pPr>
             <w:r>
               <w:rPr>
@@ -15340,7 +14707,6 @@
           <w:p>
             <w:pPr>
               <w:pStyle w:val="Compact"/>
-              <w:jc w:val="left"/>
             </w:pPr>
             <w:r>
               <w:rPr>
@@ -15365,7 +14731,6 @@
           <w:p>
             <w:pPr>
               <w:pStyle w:val="Compact"/>
-              <w:jc w:val="left"/>
             </w:pPr>
             <w:r>
               <w:rPr>
@@ -15388,7 +14753,6 @@
           <w:p>
             <w:pPr>
               <w:pStyle w:val="Compact"/>
-              <w:jc w:val="left"/>
             </w:pPr>
             <w:r>
               <w:rPr>
@@ -15414,7 +14778,6 @@
           <w:p>
             <w:pPr>
               <w:pStyle w:val="Compact"/>
-              <w:jc w:val="left"/>
             </w:pPr>
             <w:r>
               <w:rPr>
@@ -15438,7 +14801,6 @@
           <w:p>
             <w:pPr>
               <w:pStyle w:val="Compact"/>
-              <w:jc w:val="left"/>
             </w:pPr>
             <w:r>
               <w:rPr>
@@ -15463,7 +14825,6 @@
           <w:p>
             <w:pPr>
               <w:pStyle w:val="Compact"/>
-              <w:jc w:val="left"/>
             </w:pPr>
             <w:r>
               <w:rPr>
@@ -15486,7 +14847,6 @@
           <w:p>
             <w:pPr>
               <w:pStyle w:val="Compact"/>
-              <w:jc w:val="left"/>
             </w:pPr>
             <w:r>
               <w:rPr>
@@ -15512,7 +14872,6 @@
           <w:p>
             <w:pPr>
               <w:pStyle w:val="Compact"/>
-              <w:jc w:val="left"/>
             </w:pPr>
             <w:r>
               <w:rPr>
@@ -15536,7 +14895,6 @@
           <w:p>
             <w:pPr>
               <w:pStyle w:val="Compact"/>
-              <w:jc w:val="left"/>
             </w:pPr>
             <w:r>
               <w:rPr>
@@ -15561,7 +14919,6 @@
           <w:p>
             <w:pPr>
               <w:pStyle w:val="Compact"/>
-              <w:jc w:val="left"/>
             </w:pPr>
             <w:r>
               <w:rPr>
@@ -15584,7 +14941,6 @@
           <w:p>
             <w:pPr>
               <w:pStyle w:val="Compact"/>
-              <w:jc w:val="left"/>
             </w:pPr>
             <w:r>
               <w:rPr>
@@ -15610,7 +14966,6 @@
           <w:p>
             <w:pPr>
               <w:pStyle w:val="Compact"/>
-              <w:jc w:val="left"/>
             </w:pPr>
             <w:r>
               <w:rPr>
@@ -15634,7 +14989,6 @@
           <w:p>
             <w:pPr>
               <w:pStyle w:val="Compact"/>
-              <w:jc w:val="left"/>
             </w:pPr>
             <w:r>
               <w:rPr>
@@ -15659,7 +15013,6 @@
           <w:p>
             <w:pPr>
               <w:pStyle w:val="Compact"/>
-              <w:jc w:val="left"/>
             </w:pPr>
             <w:r>
               <w:rPr>
@@ -15682,7 +15035,6 @@
           <w:p>
             <w:pPr>
               <w:pStyle w:val="Compact"/>
-              <w:jc w:val="left"/>
             </w:pPr>
             <w:r>
               <w:rPr>
@@ -15708,7 +15060,6 @@
           <w:p>
             <w:pPr>
               <w:pStyle w:val="Compact"/>
-              <w:jc w:val="left"/>
             </w:pPr>
             <w:r>
               <w:rPr>
@@ -15732,7 +15083,6 @@
           <w:p>
             <w:pPr>
               <w:pStyle w:val="Compact"/>
-              <w:jc w:val="left"/>
             </w:pPr>
             <w:r>
               <w:rPr>
@@ -16088,14 +15438,14 @@
     </w:lvl>
   </w:abstractNum>
   <w:abstractNum w:abstractNumId="990">
-    <w:nsid w:val="A990"/>
+    <w:nsid w:val="0000A990"/>
     <w:multiLevelType w:val="multilevel"/>
     <w:lvl w:ilvl="0">
       <w:numFmt w:val="bullet"/>
       <w:lvlText w:val=" "/>
       <w:lvlJc w:val="left"/>
       <w:pPr>
-        <w:ind w:left="720" w:hanging="480"/>
+        <w:ind w:left="720" w:hanging="360"/>
       </w:pPr>
     </w:lvl>
     <w:lvl w:ilvl="1">
@@ -16103,7 +15453,7 @@
       <w:lvlText w:val=" "/>
       <w:lvlJc w:val="left"/>
       <w:pPr>
-        <w:ind w:left="1440" w:hanging="480"/>
+        <w:ind w:left="1440" w:hanging="360"/>
       </w:pPr>
     </w:lvl>
     <w:lvl w:ilvl="2">
@@ -16111,7 +15461,7 @@
       <w:lvlText w:val=" "/>
       <w:lvlJc w:val="left"/>
       <w:pPr>
-        <w:ind w:left="2160" w:hanging="480"/>
+        <w:ind w:left="2160" w:hanging="360"/>
       </w:pPr>
     </w:lvl>
     <w:lvl w:ilvl="3">
@@ -16119,7 +15469,7 @@
       <w:lvlText w:val=" "/>
       <w:lvlJc w:val="left"/>
       <w:pPr>
-        <w:ind w:left="2880" w:hanging="480"/>
+        <w:ind w:left="2880" w:hanging="360"/>
       </w:pPr>
     </w:lvl>
     <w:lvl w:ilvl="4">
@@ -16127,7 +15477,7 @@
       <w:lvlText w:val=" "/>
       <w:lvlJc w:val="left"/>
       <w:pPr>
-        <w:ind w:left="3600" w:hanging="480"/>
+        <w:ind w:left="3600" w:hanging="360"/>
       </w:pPr>
     </w:lvl>
     <w:lvl w:ilvl="5">
@@ -16135,7 +15485,7 @@
       <w:lvlText w:val=" "/>
       <w:lvlJc w:val="left"/>
       <w:pPr>
-        <w:ind w:left="4320" w:hanging="480"/>
+        <w:ind w:left="4320" w:hanging="360"/>
       </w:pPr>
     </w:lvl>
     <w:lvl w:ilvl="6">
@@ -16143,7 +15493,7 @@
       <w:lvlText w:val=" "/>
       <w:lvlJc w:val="left"/>
       <w:pPr>
-        <w:ind w:left="5040" w:hanging="480"/>
+        <w:ind w:left="5040" w:hanging="360"/>
       </w:pPr>
     </w:lvl>
     <w:lvl w:ilvl="7">
@@ -16151,7 +15501,7 @@
       <w:lvlText w:val=" "/>
       <w:lvlJc w:val="left"/>
       <w:pPr>
-        <w:ind w:left="5760" w:hanging="480"/>
+        <w:ind w:left="5760" w:hanging="360"/>
       </w:pPr>
     </w:lvl>
     <w:lvl w:ilvl="8">
@@ -16159,7 +15509,7 @@
       <w:lvlText w:val=" "/>
       <w:lvlJc w:val="left"/>
       <w:pPr>
-        <w:ind w:left="6480" w:hanging="480"/>
+        <w:ind w:left="6480" w:hanging="360"/>
       </w:pPr>
     </w:lvl>
   </w:abstractNum>
@@ -16357,10 +15707,10 @@
     <w:qFormat/>
     <w:rsid w:val="00FC693F"/>
     <w:pPr>
-      <w:spacing w:after="160" w:before="0" w:line="276" w:lineRule="auto"/>
+      <w:spacing w:after="160" w:line="276" w:lineRule="auto"/>
     </w:pPr>
     <w:rPr>
-      <w:rFonts w:ascii="Calibri" w:eastAsia="Calibri" w:hAnsi="Calibri"/>
+      <w:rFonts w:ascii="Calibri" w:hAnsi="Calibri"/>
       <w:color w:val="212529"/>
       <w:sz w:val="22"/>
     </w:rPr>
@@ -16421,11 +15771,11 @@
       <w:keepNext/>
       <w:keepLines/>
       <w:pageBreakBefore/>
-      <w:spacing w:after="200" w:before="480"/>
+      <w:spacing w:after="0" w:before="480"/>
       <w:outlineLvl w:val="0"/>
     </w:pPr>
     <w:rPr>
-      <w:rFonts w:ascii="Calibri Light" w:asciiTheme="majorHAnsi" w:cstheme="majorBidi" w:eastAsia="Calibri Light" w:eastAsiaTheme="majorEastAsia" w:hAnsi="Calibri Light" w:hAnsiTheme="majorHAnsi"/>
+      <w:rFonts w:ascii="Calibri Light" w:asciiTheme="majorHAnsi" w:cstheme="majorBidi" w:eastAsiaTheme="majorEastAsia" w:hAnsi="Calibri Light" w:hAnsiTheme="majorHAnsi"/>
       <w:b/>
       <w:bCs/>
       <w:color w:val="0A2540"/>
@@ -16445,12 +15795,11 @@
     <w:pPr>
       <w:keepNext/>
       <w:keepLines/>
-      <w:pageBreakBefore w:val="0"/>
-      <w:spacing w:after="160" w:before="320"/>
+      <w:spacing w:after="0" w:before="320"/>
       <w:outlineLvl w:val="1"/>
     </w:pPr>
     <w:rPr>
-      <w:rFonts w:ascii="Calibri" w:asciiTheme="majorHAnsi" w:cstheme="majorBidi" w:eastAsia="Calibri" w:eastAsiaTheme="majorEastAsia" w:hAnsi="Calibri" w:hAnsiTheme="majorHAnsi"/>
+      <w:rFonts w:ascii="Calibri" w:asciiTheme="majorHAnsi" w:cstheme="majorBidi" w:eastAsiaTheme="majorEastAsia" w:hAnsi="Calibri" w:hAnsiTheme="majorHAnsi"/>
       <w:b/>
       <w:bCs/>
       <w:color w:val="0D4774"/>
@@ -16470,11 +15819,11 @@
     <w:pPr>
       <w:keepNext/>
       <w:keepLines/>
-      <w:spacing w:after="120" w:before="240"/>
+      <w:spacing w:after="0" w:before="200"/>
       <w:outlineLvl w:val="2"/>
     </w:pPr>
     <w:rPr>
-      <w:rFonts w:ascii="Calibri" w:asciiTheme="majorHAnsi" w:cstheme="majorBidi" w:eastAsia="Calibri" w:eastAsiaTheme="majorEastAsia" w:hAnsi="Calibri" w:hAnsiTheme="majorHAnsi"/>
+      <w:rFonts w:ascii="Calibri" w:asciiTheme="majorHAnsi" w:cstheme="majorBidi" w:eastAsiaTheme="majorEastAsia" w:hAnsi="Calibri" w:hAnsiTheme="majorHAnsi"/>
       <w:b/>
       <w:bCs/>
       <w:color w:val="15658C"/>
@@ -16494,17 +15843,16 @@
     <w:pPr>
       <w:keepNext/>
       <w:keepLines/>
-      <w:spacing w:after="80" w:before="200"/>
+      <w:spacing w:after="0" w:before="200"/>
       <w:outlineLvl w:val="3"/>
     </w:pPr>
     <w:rPr>
-      <w:rFonts w:ascii="Calibri" w:asciiTheme="majorHAnsi" w:cstheme="majorBidi" w:eastAsia="Calibri" w:eastAsiaTheme="majorEastAsia" w:hAnsi="Calibri" w:hAnsiTheme="majorHAnsi"/>
+      <w:rFonts w:asciiTheme="majorHAnsi" w:cstheme="majorBidi" w:eastAsiaTheme="majorEastAsia" w:hAnsiTheme="majorHAnsi"/>
       <w:b/>
       <w:bCs/>
       <w:i/>
       <w:iCs/>
-      <w:color w:val="2D3748"/>
-      <w:sz w:val="22"/>
+      <w:color w:themeColor="accent1" w:val="4F81BD"/>
     </w:rPr>
   </w:style>
   <w:style w:styleId="Heading5" w:type="paragraph">
@@ -16713,12 +16061,11 @@
       <w:pBdr>
         <w:bottom w:color="4F81BD" w:space="4" w:sz="8" w:themeColor="accent1" w:val="single"/>
       </w:pBdr>
-      <w:spacing w:after="240" w:line="240" w:lineRule="auto"/>
+      <w:spacing w:after="300" w:line="240" w:lineRule="auto"/>
       <w:contextualSpacing/>
-      <w:jc w:val="center"/>
     </w:pPr>
     <w:rPr>
-      <w:rFonts w:ascii="Calibri Light" w:asciiTheme="majorHAnsi" w:cstheme="majorBidi" w:eastAsia="Calibri Light" w:eastAsiaTheme="majorEastAsia" w:hAnsi="Calibri Light" w:hAnsiTheme="majorHAnsi"/>
+      <w:rFonts w:ascii="Calibri Light" w:asciiTheme="majorHAnsi" w:cstheme="majorBidi" w:eastAsiaTheme="majorEastAsia" w:hAnsi="Calibri Light" w:hAnsiTheme="majorHAnsi"/>
       <w:b/>
       <w:color w:val="0A2540"/>
       <w:spacing w:val="5"/>
@@ -16754,16 +16101,14 @@
       <w:numPr>
         <w:ilvl w:val="1"/>
       </w:numPr>
-      <w:spacing w:after="360"/>
-      <w:jc w:val="center"/>
     </w:pPr>
     <w:rPr>
-      <w:rFonts w:ascii="Calibri" w:asciiTheme="majorHAnsi" w:cstheme="majorBidi" w:eastAsia="Calibri" w:eastAsiaTheme="majorEastAsia" w:hAnsi="Calibri" w:hAnsiTheme="majorHAnsi"/>
+      <w:rFonts w:asciiTheme="majorHAnsi" w:cstheme="majorBidi" w:eastAsiaTheme="majorEastAsia" w:hAnsiTheme="majorHAnsi"/>
       <w:i/>
       <w:iCs/>
-      <w:color w:val="465A6E"/>
+      <w:color w:themeColor="accent1" w:val="4F81BD"/>
       <w:spacing w:val="15"/>
-      <w:sz w:val="32"/>
+      <w:sz w:val="24"/>
       <w:szCs w:val="24"/>
     </w:rPr>
   </w:style>
@@ -17047,11 +16392,9 @@
     <w:qFormat/>
     <w:rsid w:val="00FC693F"/>
     <w:rPr>
-      <w:rFonts w:ascii="Calibri" w:eastAsia="Calibri" w:hAnsi="Calibri"/>
       <w:i/>
       <w:iCs/>
-      <w:color w:val="505050"/>
-      <w:sz w:val="20"/>
+      <w:color w:themeColor="text1" w:val="000000"/>
     </w:rPr>
   </w:style>
   <w:style w:customStyle="1" w:styleId="QuoteChar" w:type="character">
@@ -17165,12 +16508,10 @@
       <w:spacing w:line="240" w:lineRule="auto"/>
     </w:pPr>
     <w:rPr>
-      <w:rFonts w:ascii="Calibri" w:eastAsia="Calibri" w:hAnsi="Calibri"/>
       <w:b/>
       <w:bCs/>
-      <w:i/>
-      <w:color w:val="505050"/>
-      <w:sz w:val="20"/>
+      <w:color w:themeColor="accent1" w:val="4F81BD"/>
+      <w:sz w:val="18"/>
       <w:szCs w:val="18"/>
     </w:rPr>
   </w:style>
@@ -17212,13 +16553,11 @@
       <w:ind w:left="936" w:right="936"/>
     </w:pPr>
     <w:rPr>
-      <w:rFonts w:ascii="Calibri" w:eastAsia="Calibri" w:hAnsi="Calibri"/>
       <w:b/>
       <w:bCs/>
       <w:i/>
       <w:iCs/>
-      <w:color w:val="505050"/>
-      <w:sz w:val="20"/>
+      <w:color w:themeColor="accent1" w:val="4F81BD"/>
     </w:rPr>
   </w:style>
   <w:style w:customStyle="1" w:styleId="IntenseQuoteChar" w:type="character">
@@ -28073,8 +27412,8 @@
     <w:name w:val="KeywordTok"/>
     <w:basedOn w:val="VerbatimChar"/>
     <w:rPr>
+      <w:b/>
       <w:color w:val="007020"/>
-      <w:b/>
     </w:rPr>
   </w:style>
   <w:style w:type="character" w:customStyle="1" w:styleId="DataTypeTok">
@@ -28151,42 +27490,42 @@
     <w:name w:val="ImportTok"/>
     <w:basedOn w:val="VerbatimChar"/>
     <w:rPr>
+      <w:b/>
       <w:color w:val="008000"/>
-      <w:b/>
     </w:rPr>
   </w:style>
   <w:style w:type="character" w:customStyle="1" w:styleId="CommentTok">
     <w:name w:val="CommentTok"/>
     <w:basedOn w:val="VerbatimChar"/>
     <w:rPr>
+      <w:i/>
       <w:color w:val="60a0b0"/>
-      <w:i/>
     </w:rPr>
   </w:style>
   <w:style w:type="character" w:customStyle="1" w:styleId="DocumentationTok">
     <w:name w:val="DocumentationTok"/>
     <w:basedOn w:val="VerbatimChar"/>
     <w:rPr>
+      <w:i/>
       <w:color w:val="ba2121"/>
-      <w:i/>
     </w:rPr>
   </w:style>
   <w:style w:type="character" w:customStyle="1" w:styleId="AnnotationTok">
     <w:name w:val="AnnotationTok"/>
     <w:basedOn w:val="VerbatimChar"/>
     <w:rPr>
-      <w:color w:val="60a0b0"/>
       <w:b/>
       <w:i/>
+      <w:color w:val="60a0b0"/>
     </w:rPr>
   </w:style>
   <w:style w:type="character" w:customStyle="1" w:styleId="CommentVarTok">
     <w:name w:val="CommentVarTok"/>
     <w:basedOn w:val="VerbatimChar"/>
     <w:rPr>
-      <w:color w:val="60a0b0"/>
       <w:b/>
       <w:i/>
+      <w:color w:val="60a0b0"/>
     </w:rPr>
   </w:style>
   <w:style w:type="character" w:customStyle="1" w:styleId="OtherTok">
@@ -28214,8 +27553,8 @@
     <w:name w:val="ControlFlowTok"/>
     <w:basedOn w:val="VerbatimChar"/>
     <w:rPr>
+      <w:b/>
       <w:color w:val="007020"/>
-      <w:b/>
     </w:rPr>
   </w:style>
   <w:style w:type="character" w:customStyle="1" w:styleId="OperatorTok">
@@ -28260,34 +27599,34 @@
     <w:name w:val="InformationTok"/>
     <w:basedOn w:val="VerbatimChar"/>
     <w:rPr>
-      <w:color w:val="60a0b0"/>
       <w:b/>
       <w:i/>
+      <w:color w:val="60a0b0"/>
     </w:rPr>
   </w:style>
   <w:style w:type="character" w:customStyle="1" w:styleId="WarningTok">
     <w:name w:val="WarningTok"/>
     <w:basedOn w:val="VerbatimChar"/>
     <w:rPr>
-      <w:color w:val="60a0b0"/>
       <w:b/>
       <w:i/>
+      <w:color w:val="60a0b0"/>
     </w:rPr>
   </w:style>
   <w:style w:type="character" w:customStyle="1" w:styleId="AlertTok">
     <w:name w:val="AlertTok"/>
     <w:basedOn w:val="VerbatimChar"/>
     <w:rPr>
+      <w:b/>
       <w:color w:val="ff0000"/>
-      <w:b/>
     </w:rPr>
   </w:style>
   <w:style w:type="character" w:customStyle="1" w:styleId="ErrorTok">
     <w:name w:val="ErrorTok"/>
     <w:basedOn w:val="VerbatimChar"/>
     <w:rPr>
+      <w:b/>
       <w:color w:val="ff0000"/>
-      <w:b/>
     </w:rPr>
   </w:style>
   <w:style w:type="character" w:customStyle="1" w:styleId="NormalTok">
